--- a/3-Learning-and-Resources/3-3-Certification/CFA/CFA-Learning Notes.docx
+++ b/3-Learning-and-Resources/3-3-Certification/CFA/CFA-Learning Notes.docx
@@ -969,7 +969,6 @@
           <w:lang w:val="en-US" w:eastAsia="zh-CN"/>
         </w:rPr>
       </w:pPr>
-      <w:bookmarkStart w:id="0" w:name="_GoBack"/>
       <w:r>
         <w:rPr>
           <w:rFonts w:hint="default" w:ascii="Times New Roman Bold" w:hAnsi="Times New Roman Bold" w:cs="Times New Roman Bold"/>
@@ -980,7 +979,6 @@
         <w:t xml:space="preserve">payment-in-kind coupon bond: </w:t>
       </w:r>
     </w:p>
-    <w:bookmarkEnd w:id="0"/>
     <w:p>
       <w:pPr>
         <w:numPr>
@@ -1004,6 +1002,110 @@
         </w:rPr>
         <w:t>allow issuere to pay interests in the form of additional bonds instead of paying interest rate</w:t>
       </w:r>
+    </w:p>
+    <w:p>
+      <w:pPr>
+        <w:numPr>
+          <w:numId w:val="0"/>
+        </w:numPr>
+        <w:rPr>
+          <w:rFonts w:hint="default" w:ascii="Times New Roman" w:hAnsi="Times New Roman" w:cs="Times New Roman"/>
+          <w:b w:val="0"/>
+          <w:bCs w:val="0"/>
+          <w:lang w:val="en-US" w:eastAsia="zh-CN"/>
+        </w:rPr>
+      </w:pPr>
+    </w:p>
+    <w:p>
+      <w:pPr>
+        <w:numPr>
+          <w:ilvl w:val="0"/>
+          <w:numId w:val="0"/>
+        </w:numPr>
+        <w:rPr>
+          <w:rFonts w:hint="default" w:ascii="Times New Roman Bold" w:hAnsi="Times New Roman Bold" w:cs="Times New Roman Bold"/>
+          <w:b/>
+          <w:bCs/>
+          <w:sz w:val="28"/>
+          <w:szCs w:val="28"/>
+          <w:lang w:val="en-US" w:eastAsia="zh-CN" w:bidi="ar-SA"/>
+        </w:rPr>
+      </w:pPr>
+      <w:r>
+        <w:rPr>
+          <w:rFonts w:hint="default" w:ascii="Times New Roman Bold" w:hAnsi="Times New Roman Bold" w:cs="Times New Roman Bold" w:eastAsiaTheme="minorEastAsia"/>
+          <w:b/>
+          <w:bCs/>
+          <w:sz w:val="28"/>
+          <w:szCs w:val="28"/>
+          <w:lang w:val="en-US" w:eastAsia="zh-CN" w:bidi="ar-SA"/>
+        </w:rPr>
+        <w:t xml:space="preserve">Question </w:t>
+      </w:r>
+      <w:r>
+        <w:rPr>
+          <w:rFonts w:hint="default" w:ascii="Times New Roman Bold" w:hAnsi="Times New Roman Bold" w:cs="Times New Roman Bold"/>
+          <w:b/>
+          <w:bCs/>
+          <w:sz w:val="28"/>
+          <w:szCs w:val="28"/>
+          <w:lang w:val="en-US" w:eastAsia="zh-CN" w:bidi="ar-SA"/>
+        </w:rPr>
+        <w:t>7</w:t>
+      </w:r>
+    </w:p>
+    <w:p>
+      <w:pPr>
+        <w:numPr>
+          <w:ilvl w:val="0"/>
+          <w:numId w:val="2"/>
+        </w:numPr>
+        <w:ind w:left="420" w:leftChars="0" w:hanging="420" w:firstLineChars="0"/>
+        <w:rPr>
+          <w:rFonts w:hint="default" w:ascii="Times New Roman Bold" w:hAnsi="Times New Roman Bold" w:cs="Times New Roman Bold"/>
+          <w:b/>
+          <w:bCs/>
+          <w:lang w:val="en-US" w:eastAsia="zh-CN"/>
+        </w:rPr>
+      </w:pPr>
+      <w:r>
+        <w:rPr>
+          <w:rFonts w:hint="default" w:ascii="Times New Roman Bold" w:hAnsi="Times New Roman Bold" w:cs="Times New Roman Bold"/>
+          <w:b/>
+          <w:bCs/>
+          <w:lang w:val="en-US" w:eastAsia="zh-CN"/>
+        </w:rPr>
+        <w:t>nd:</w:t>
+      </w:r>
+    </w:p>
+    <w:p>
+      <w:pPr>
+        <w:numPr>
+          <w:numId w:val="0"/>
+        </w:numPr>
+        <w:ind w:leftChars="0"/>
+        <w:rPr>
+          <w:rFonts w:hint="default" w:ascii="Times New Roman Bold" w:hAnsi="Times New Roman Bold" w:cs="Times New Roman Bold"/>
+          <w:b/>
+          <w:bCs/>
+          <w:lang w:val="en-US" w:eastAsia="zh-CN"/>
+        </w:rPr>
+      </w:pPr>
+      <w:bookmarkStart w:id="0" w:name="_GoBack"/>
+      <w:bookmarkEnd w:id="0"/>
+    </w:p>
+    <w:p>
+      <w:pPr>
+        <w:numPr>
+          <w:numId w:val="0"/>
+        </w:numPr>
+        <w:rPr>
+          <w:rFonts w:hint="default" w:ascii="Times New Roman" w:hAnsi="Times New Roman" w:cs="Times New Roman"/>
+          <w:b w:val="0"/>
+          <w:bCs w:val="0"/>
+          <w:lang w:val="en-US" w:eastAsia="zh-CN"/>
+        </w:rPr>
+      </w:pPr>
     </w:p>
     <w:p>
       <w:pPr>

--- a/3-Learning-and-Resources/3-3-Certification/CFA/CFA-Learning Notes.docx
+++ b/3-Learning-and-Resources/3-3-Certification/CFA/CFA-Learning Notes.docx
@@ -1006,6 +1006,7 @@
     <w:p>
       <w:pPr>
         <w:numPr>
+          <w:ilvl w:val="0"/>
           <w:numId w:val="0"/>
         </w:numPr>
         <w:rPr>
@@ -1062,25 +1063,164 @@
         </w:numPr>
         <w:ind w:left="420" w:leftChars="0" w:hanging="420" w:firstLineChars="0"/>
         <w:rPr>
-          <w:rFonts w:hint="default" w:ascii="Times New Roman Bold" w:hAnsi="Times New Roman Bold" w:cs="Times New Roman Bold"/>
-          <w:b/>
-          <w:bCs/>
-          <w:lang w:val="en-US" w:eastAsia="zh-CN"/>
-        </w:rPr>
-      </w:pPr>
-      <w:r>
-        <w:rPr>
-          <w:rFonts w:hint="default" w:ascii="Times New Roman Bold" w:hAnsi="Times New Roman Bold" w:cs="Times New Roman Bold"/>
-          <w:b/>
-          <w:bCs/>
-          <w:lang w:val="en-US" w:eastAsia="zh-CN"/>
-        </w:rPr>
-        <w:t>nd:</w:t>
-      </w:r>
-    </w:p>
-    <w:p>
-      <w:pPr>
-        <w:numPr>
+          <w:rFonts w:hint="default" w:ascii="Times New Roman" w:hAnsi="Times New Roman" w:cs="Times New Roman"/>
+          <w:b w:val="0"/>
+          <w:bCs w:val="0"/>
+          <w:lang w:val="en-US" w:eastAsia="zh-CN"/>
+        </w:rPr>
+      </w:pPr>
+      <w:r>
+        <w:rPr>
+          <w:rFonts w:hint="default" w:ascii="Times New Roman" w:hAnsi="Times New Roman" w:cs="Times New Roman"/>
+          <w:b w:val="0"/>
+          <w:bCs w:val="0"/>
+          <w:lang w:val="en-US" w:eastAsia="zh-CN"/>
+        </w:rPr>
+        <w:t>recourse: segregated(</w:t>
+      </w:r>
+      <w:r>
+        <w:rPr>
+          <w:rFonts w:hint="eastAsia" w:ascii="Times New Roman" w:hAnsi="Times New Roman" w:cs="Times New Roman"/>
+          <w:b w:val="0"/>
+          <w:bCs w:val="0"/>
+          <w:lang w:val="en-US" w:eastAsia="zh-CN"/>
+        </w:rPr>
+        <w:t>分离的</w:t>
+      </w:r>
+      <w:r>
+        <w:rPr>
+          <w:rFonts w:hint="default" w:ascii="Times New Roman" w:hAnsi="Times New Roman" w:cs="Times New Roman"/>
+          <w:b w:val="0"/>
+          <w:bCs w:val="0"/>
+          <w:lang w:val="en-US" w:eastAsia="zh-CN"/>
+        </w:rPr>
+        <w:t xml:space="preserve">) pool of asset + issuer </w:t>
+      </w:r>
+    </w:p>
+    <w:p>
+      <w:pPr>
+        <w:numPr>
+          <w:ilvl w:val="1"/>
+          <w:numId w:val="2"/>
+        </w:numPr>
+        <w:ind w:left="840" w:leftChars="0" w:hanging="420" w:firstLineChars="0"/>
+        <w:rPr>
+          <w:rFonts w:hint="default" w:ascii="Times New Roman" w:hAnsi="Times New Roman" w:cs="Times New Roman"/>
+          <w:b w:val="0"/>
+          <w:bCs w:val="0"/>
+          <w:lang w:val="en-US" w:eastAsia="zh-CN"/>
+        </w:rPr>
+      </w:pPr>
+      <w:r>
+        <w:rPr>
+          <w:rFonts w:hint="default" w:ascii="Times New Roman" w:hAnsi="Times New Roman" w:cs="Times New Roman"/>
+          <w:b w:val="0"/>
+          <w:bCs w:val="0"/>
+          <w:lang w:val="en-US" w:eastAsia="zh-CN"/>
+        </w:rPr>
+        <w:t>covered bond</w:t>
+      </w:r>
+    </w:p>
+    <w:p>
+      <w:pPr>
+        <w:numPr>
+          <w:ilvl w:val="0"/>
+          <w:numId w:val="2"/>
+        </w:numPr>
+        <w:ind w:left="420" w:leftChars="0" w:hanging="420" w:firstLineChars="0"/>
+        <w:rPr>
+          <w:rFonts w:hint="default" w:ascii="Times New Roman" w:hAnsi="Times New Roman" w:cs="Times New Roman"/>
+          <w:b w:val="0"/>
+          <w:bCs w:val="0"/>
+          <w:lang w:val="en-US" w:eastAsia="zh-CN"/>
+        </w:rPr>
+      </w:pPr>
+      <w:r>
+        <w:rPr>
+          <w:rFonts w:hint="default" w:ascii="Times New Roman" w:hAnsi="Times New Roman" w:cs="Times New Roman"/>
+          <w:b w:val="0"/>
+          <w:bCs w:val="0"/>
+          <w:lang w:val="en-US" w:eastAsia="zh-CN"/>
+        </w:rPr>
+        <w:t>non-recourse: segregated pool of asset</w:t>
+      </w:r>
+    </w:p>
+    <w:p>
+      <w:pPr>
+        <w:numPr>
+          <w:ilvl w:val="1"/>
+          <w:numId w:val="2"/>
+        </w:numPr>
+        <w:ind w:left="840" w:leftChars="0" w:hanging="420" w:firstLineChars="0"/>
+        <w:rPr>
+          <w:rFonts w:hint="default" w:ascii="Times New Roman" w:hAnsi="Times New Roman" w:cs="Times New Roman"/>
+          <w:b w:val="0"/>
+          <w:bCs w:val="0"/>
+          <w:lang w:val="en-US" w:eastAsia="zh-CN"/>
+        </w:rPr>
+      </w:pPr>
+      <w:r>
+        <w:rPr>
+          <w:rFonts w:hint="default" w:ascii="Times New Roman" w:hAnsi="Times New Roman" w:cs="Times New Roman"/>
+          <w:b w:val="0"/>
+          <w:bCs w:val="0"/>
+          <w:lang w:val="en-US" w:eastAsia="zh-CN"/>
+        </w:rPr>
+        <w:t>ABS/MBS</w:t>
+      </w:r>
+    </w:p>
+    <w:p>
+      <w:pPr>
+        <w:numPr>
+          <w:ilvl w:val="0"/>
+          <w:numId w:val="2"/>
+        </w:numPr>
+        <w:ind w:left="420" w:leftChars="0" w:hanging="420" w:firstLineChars="0"/>
+        <w:rPr>
+          <w:rFonts w:hint="default" w:ascii="Times New Roman" w:hAnsi="Times New Roman" w:cs="Times New Roman"/>
+          <w:b w:val="0"/>
+          <w:bCs w:val="0"/>
+          <w:lang w:val="en-US" w:eastAsia="zh-CN"/>
+        </w:rPr>
+      </w:pPr>
+      <w:r>
+        <w:rPr>
+          <w:rFonts w:hint="default" w:ascii="Times New Roman" w:hAnsi="Times New Roman" w:cs="Times New Roman"/>
+          <w:b w:val="0"/>
+          <w:bCs w:val="0"/>
+          <w:lang w:val="en-US" w:eastAsia="zh-CN"/>
+        </w:rPr>
+        <w:t>full-recourse: issuer</w:t>
+      </w:r>
+    </w:p>
+    <w:p>
+      <w:pPr>
+        <w:numPr>
+          <w:ilvl w:val="1"/>
+          <w:numId w:val="2"/>
+        </w:numPr>
+        <w:ind w:left="840" w:leftChars="0" w:hanging="420" w:firstLineChars="0"/>
+        <w:rPr>
+          <w:rFonts w:hint="default" w:ascii="Times New Roman" w:hAnsi="Times New Roman" w:cs="Times New Roman"/>
+          <w:b w:val="0"/>
+          <w:bCs w:val="0"/>
+          <w:lang w:val="en-US" w:eastAsia="zh-CN"/>
+        </w:rPr>
+      </w:pPr>
+      <w:r>
+        <w:rPr>
+          <w:rFonts w:hint="default" w:ascii="Times New Roman" w:hAnsi="Times New Roman" w:cs="Times New Roman"/>
+          <w:b w:val="0"/>
+          <w:bCs w:val="0"/>
+          <w:lang w:val="en-US" w:eastAsia="zh-CN"/>
+        </w:rPr>
+        <w:t>corporate bond</w:t>
+      </w:r>
+    </w:p>
+    <w:p>
+      <w:pPr>
+        <w:numPr>
+          <w:ilvl w:val="0"/>
           <w:numId w:val="0"/>
         </w:numPr>
         <w:ind w:leftChars="0"/>
@@ -1091,7 +1231,916 @@
           <w:lang w:val="en-US" w:eastAsia="zh-CN"/>
         </w:rPr>
       </w:pPr>
+    </w:p>
+    <w:p>
+      <w:pPr>
+        <w:numPr>
+          <w:ilvl w:val="0"/>
+          <w:numId w:val="0"/>
+        </w:numPr>
+        <w:rPr>
+          <w:rFonts w:hint="default" w:ascii="Times New Roman Bold" w:hAnsi="Times New Roman Bold" w:cs="Times New Roman Bold"/>
+          <w:b/>
+          <w:bCs/>
+          <w:sz w:val="28"/>
+          <w:szCs w:val="28"/>
+          <w:lang w:val="en-US" w:eastAsia="zh-CN" w:bidi="ar-SA"/>
+        </w:rPr>
+      </w:pPr>
+      <w:r>
+        <w:rPr>
+          <w:rFonts w:hint="default" w:ascii="Times New Roman Bold" w:hAnsi="Times New Roman Bold" w:cs="Times New Roman Bold" w:eastAsiaTheme="minorEastAsia"/>
+          <w:b/>
+          <w:bCs/>
+          <w:sz w:val="28"/>
+          <w:szCs w:val="28"/>
+          <w:lang w:val="en-US" w:eastAsia="zh-CN" w:bidi="ar-SA"/>
+        </w:rPr>
+        <w:t xml:space="preserve">Question </w:t>
+      </w:r>
+      <w:r>
+        <w:rPr>
+          <w:rFonts w:hint="default" w:ascii="Times New Roman Bold" w:hAnsi="Times New Roman Bold" w:cs="Times New Roman Bold"/>
+          <w:b/>
+          <w:bCs/>
+          <w:sz w:val="28"/>
+          <w:szCs w:val="28"/>
+          <w:lang w:val="en-US" w:eastAsia="zh-CN" w:bidi="ar-SA"/>
+        </w:rPr>
+        <w:t>8</w:t>
+      </w:r>
+    </w:p>
+    <w:p>
+      <w:pPr>
+        <w:numPr>
+          <w:ilvl w:val="0"/>
+          <w:numId w:val="2"/>
+        </w:numPr>
+        <w:ind w:left="420" w:leftChars="0" w:hanging="420" w:firstLineChars="0"/>
+        <w:rPr>
+          <w:rFonts w:hint="default" w:ascii="Times New Roman" w:hAnsi="Times New Roman" w:cs="Times New Roman"/>
+          <w:b w:val="0"/>
+          <w:bCs w:val="0"/>
+          <w:lang w:val="en-US" w:eastAsia="zh-CN"/>
+        </w:rPr>
+      </w:pPr>
+      <w:r>
+        <w:rPr>
+          <w:rFonts w:hint="default" w:ascii="Times New Roman" w:hAnsi="Times New Roman" w:cs="Times New Roman"/>
+          <w:b w:val="0"/>
+          <w:bCs w:val="0"/>
+          <w:lang w:val="en-US" w:eastAsia="zh-CN"/>
+        </w:rPr>
+        <w:t>real rate=underlying pool of mortgages- servicing fee- adnimistration fee</w:t>
+      </w:r>
+    </w:p>
+    <w:p>
+      <w:pPr>
+        <w:numPr>
+          <w:ilvl w:val="0"/>
+          <w:numId w:val="2"/>
+        </w:numPr>
+        <w:ind w:left="420" w:leftChars="0" w:hanging="420" w:firstLineChars="0"/>
+        <w:rPr>
+          <w:rFonts w:hint="default" w:ascii="Times New Roman" w:hAnsi="Times New Roman" w:cs="Times New Roman"/>
+          <w:b w:val="0"/>
+          <w:bCs w:val="0"/>
+          <w:lang w:val="en-US" w:eastAsia="zh-CN"/>
+        </w:rPr>
+      </w:pPr>
+      <w:r>
+        <w:rPr>
+          <w:rFonts w:hint="default" w:ascii="Times New Roman" w:hAnsi="Times New Roman" w:cs="Times New Roman"/>
+          <w:b w:val="0"/>
+          <w:bCs w:val="0"/>
+          <w:lang w:val="en-US" w:eastAsia="zh-CN"/>
+        </w:rPr>
+        <w:t>real rate=weighted average coupon (WAC)-- servicing fee- adnimistration fee</w:t>
+      </w:r>
+    </w:p>
+    <w:p>
+      <w:pPr>
+        <w:numPr>
+          <w:ilvl w:val="0"/>
+          <w:numId w:val="0"/>
+        </w:numPr>
+        <w:rPr>
+          <w:rFonts w:hint="default" w:ascii="Times New Roman" w:hAnsi="Times New Roman" w:cs="Times New Roman"/>
+          <w:b w:val="0"/>
+          <w:bCs w:val="0"/>
+          <w:lang w:val="en-US" w:eastAsia="zh-CN"/>
+        </w:rPr>
+      </w:pPr>
+    </w:p>
+    <w:p>
+      <w:pPr>
+        <w:numPr>
+          <w:ilvl w:val="0"/>
+          <w:numId w:val="0"/>
+        </w:numPr>
+        <w:rPr>
+          <w:rFonts w:hint="default" w:ascii="Times New Roman Bold" w:hAnsi="Times New Roman Bold" w:cs="Times New Roman Bold"/>
+          <w:b/>
+          <w:bCs/>
+          <w:sz w:val="28"/>
+          <w:szCs w:val="28"/>
+          <w:lang w:val="en-US" w:eastAsia="zh-CN" w:bidi="ar-SA"/>
+        </w:rPr>
+      </w:pPr>
+      <w:r>
+        <w:rPr>
+          <w:rFonts w:hint="default" w:ascii="Times New Roman Bold" w:hAnsi="Times New Roman Bold" w:cs="Times New Roman Bold" w:eastAsiaTheme="minorEastAsia"/>
+          <w:b/>
+          <w:bCs/>
+          <w:sz w:val="28"/>
+          <w:szCs w:val="28"/>
+          <w:lang w:val="en-US" w:eastAsia="zh-CN" w:bidi="ar-SA"/>
+        </w:rPr>
+        <w:t xml:space="preserve">Question </w:t>
+      </w:r>
+      <w:r>
+        <w:rPr>
+          <w:rFonts w:hint="default" w:ascii="Times New Roman Bold" w:hAnsi="Times New Roman Bold" w:cs="Times New Roman Bold"/>
+          <w:b/>
+          <w:bCs/>
+          <w:sz w:val="28"/>
+          <w:szCs w:val="28"/>
+          <w:lang w:val="en-US" w:eastAsia="zh-CN" w:bidi="ar-SA"/>
+        </w:rPr>
+        <w:t>11</w:t>
+      </w:r>
+    </w:p>
+    <w:p>
+      <w:pPr>
+        <w:numPr>
+          <w:ilvl w:val="0"/>
+          <w:numId w:val="3"/>
+        </w:numPr>
+        <w:tabs>
+          <w:tab w:val="clear" w:pos="420"/>
+        </w:tabs>
+        <w:ind w:left="420" w:leftChars="0" w:hanging="420" w:firstLineChars="0"/>
+        <w:rPr>
+          <w:rFonts w:hint="default"/>
+          <w:lang w:val="en-US"/>
+        </w:rPr>
+      </w:pPr>
+      <w:r>
+        <w:rPr>
+          <w:rFonts w:hint="default" w:ascii="Times New Roman" w:hAnsi="Times New Roman" w:cs="Times New Roman"/>
+          <w:b w:val="0"/>
+          <w:bCs w:val="0"/>
+          <w:lang w:val="en-US" w:eastAsia="zh-CN"/>
+        </w:rPr>
+        <w:t>documentation:</w:t>
+      </w:r>
+    </w:p>
+    <w:p>
+      <w:pPr>
+        <w:numPr>
+          <w:ilvl w:val="1"/>
+          <w:numId w:val="3"/>
+        </w:numPr>
+        <w:tabs>
+          <w:tab w:val="clear" w:pos="840"/>
+        </w:tabs>
+        <w:ind w:left="840" w:leftChars="0" w:hanging="420" w:firstLineChars="0"/>
+        <w:rPr>
+          <w:rFonts w:hint="default"/>
+          <w:lang w:val="en-US"/>
+        </w:rPr>
+      </w:pPr>
+      <w:r>
+        <w:rPr>
+          <w:rFonts w:hint="default" w:ascii="Times New Roman" w:hAnsi="Times New Roman" w:cs="Times New Roman"/>
+          <w:b w:val="0"/>
+          <w:bCs w:val="0"/>
+          <w:lang w:val="en-US" w:eastAsia="zh-CN"/>
+        </w:rPr>
+        <w:t>purchase agreement: representation of the quality of assets</w:t>
+      </w:r>
+      <w:r>
+        <w:commentReference w:id="1"/>
+      </w:r>
+    </w:p>
+    <w:p>
+      <w:pPr>
+        <w:numPr>
+          <w:ilvl w:val="1"/>
+          <w:numId w:val="3"/>
+        </w:numPr>
+        <w:tabs>
+          <w:tab w:val="clear" w:pos="840"/>
+        </w:tabs>
+        <w:ind w:left="840" w:leftChars="0" w:hanging="420" w:firstLineChars="0"/>
+        <w:rPr>
+          <w:rFonts w:hint="default"/>
+          <w:lang w:val="en-US"/>
+        </w:rPr>
+      </w:pPr>
+      <w:r>
+        <w:rPr>
+          <w:rFonts w:hint="default" w:ascii="Times New Roman" w:hAnsi="Times New Roman" w:cs="Times New Roman"/>
+          <w:b w:val="0"/>
+          <w:bCs w:val="0"/>
+          <w:lang w:val="en-US" w:eastAsia="zh-CN"/>
+        </w:rPr>
+        <w:t>prospectus: (1)</w:t>
+      </w:r>
+      <w:r>
+        <w:rPr>
+          <w:rFonts w:hint="default" w:ascii="Times New Roman" w:hAnsi="Times New Roman" w:cs="Times New Roman"/>
+          <w:b w:val="0"/>
+          <w:bCs w:val="0"/>
+          <w:u w:val="single"/>
+          <w:lang w:val="en-US" w:eastAsia="zh-CN"/>
+        </w:rPr>
+        <w:t>description</w:t>
+      </w:r>
+      <w:r>
+        <w:rPr>
+          <w:rFonts w:hint="default" w:ascii="Times New Roman" w:hAnsi="Times New Roman" w:cs="Times New Roman"/>
+          <w:b w:val="0"/>
+          <w:bCs w:val="0"/>
+          <w:lang w:val="en-US" w:eastAsia="zh-CN"/>
+        </w:rPr>
+        <w:t xml:space="preserve"> of transaction structure (2) </w:t>
+      </w:r>
+      <w:r>
+        <w:rPr>
+          <w:rFonts w:hint="default" w:ascii="Times New Roman" w:hAnsi="Times New Roman" w:cs="Times New Roman"/>
+          <w:b w:val="0"/>
+          <w:bCs w:val="0"/>
+          <w:u w:val="single"/>
+          <w:lang w:val="en-US" w:eastAsia="zh-CN"/>
+        </w:rPr>
+        <w:t>documentation</w:t>
+      </w:r>
+      <w:r>
+        <w:rPr>
+          <w:rFonts w:hint="default" w:ascii="Times New Roman" w:hAnsi="Times New Roman" w:cs="Times New Roman"/>
+          <w:b w:val="0"/>
+          <w:bCs w:val="0"/>
+          <w:lang w:val="en-US" w:eastAsia="zh-CN"/>
+        </w:rPr>
+        <w:t xml:space="preserve"> of enhancements to reduce credit risk</w:t>
+      </w:r>
+      <w:r>
+        <w:commentReference w:id="2"/>
+      </w:r>
+    </w:p>
+    <w:p>
+      <w:pPr>
+        <w:numPr>
+          <w:ilvl w:val="0"/>
+          <w:numId w:val="3"/>
+        </w:numPr>
+        <w:tabs>
+          <w:tab w:val="clear" w:pos="420"/>
+        </w:tabs>
+        <w:ind w:left="420" w:leftChars="0" w:hanging="420" w:firstLineChars="0"/>
+        <w:rPr>
+          <w:rFonts w:hint="default"/>
+          <w:lang w:val="en-US"/>
+        </w:rPr>
+      </w:pPr>
+      <w:r>
+        <w:rPr>
+          <w:rFonts w:hint="default"/>
+          <w:lang w:val="en-US"/>
+        </w:rPr>
+        <w:t>Roles</w:t>
+      </w:r>
+    </w:p>
+    <w:p>
+      <w:pPr>
+        <w:numPr>
+          <w:ilvl w:val="1"/>
+          <w:numId w:val="3"/>
+        </w:numPr>
+        <w:tabs>
+          <w:tab w:val="clear" w:pos="840"/>
+        </w:tabs>
+        <w:ind w:left="840" w:leftChars="0" w:hanging="420" w:firstLineChars="0"/>
+        <w:rPr>
+          <w:rFonts w:hint="default"/>
+          <w:lang w:val="en-US"/>
+        </w:rPr>
+      </w:pPr>
+      <w:r>
+        <w:rPr>
+          <w:rFonts w:hint="default"/>
+          <w:lang w:val="en-US"/>
+        </w:rPr>
+        <w:t>seller/originator: sell loan asset (bank)</w:t>
+      </w:r>
+    </w:p>
+    <w:p>
+      <w:pPr>
+        <w:numPr>
+          <w:ilvl w:val="1"/>
+          <w:numId w:val="3"/>
+        </w:numPr>
+        <w:tabs>
+          <w:tab w:val="clear" w:pos="840"/>
+        </w:tabs>
+        <w:ind w:left="840" w:leftChars="0" w:hanging="420" w:firstLineChars="0"/>
+        <w:rPr>
+          <w:rFonts w:hint="default"/>
+          <w:lang w:val="en-US"/>
+        </w:rPr>
+      </w:pPr>
+      <w:r>
+        <w:rPr>
+          <w:rFonts w:hint="default"/>
+          <w:lang w:val="en-US"/>
+        </w:rPr>
+        <w:t>SPV/SPE</w:t>
+      </w:r>
+      <w:r>
+        <w:commentReference w:id="3"/>
+      </w:r>
+      <w:r>
+        <w:rPr>
+          <w:rFonts w:hint="default"/>
+          <w:lang w:val="en-US"/>
+        </w:rPr>
+        <w:t>: buy loan asst;launch securitization(ABS/MBS)</w:t>
+      </w:r>
+    </w:p>
+    <w:p>
+      <w:pPr>
+        <w:numPr>
+          <w:ilvl w:val="1"/>
+          <w:numId w:val="3"/>
+        </w:numPr>
+        <w:tabs>
+          <w:tab w:val="clear" w:pos="840"/>
+        </w:tabs>
+        <w:ind w:left="840" w:leftChars="0" w:hanging="420" w:firstLineChars="0"/>
+        <w:rPr>
+          <w:rFonts w:hint="default"/>
+          <w:lang w:val="en-US"/>
+        </w:rPr>
+      </w:pPr>
+      <w:r>
+        <w:rPr>
+          <w:rFonts w:hint="default"/>
+          <w:lang w:val="en-US"/>
+        </w:rPr>
+        <w:t>Investor:buy MBS,get cash flow</w:t>
+      </w:r>
+    </w:p>
+    <w:p>
+      <w:pPr>
+        <w:numPr>
+          <w:ilvl w:val="1"/>
+          <w:numId w:val="3"/>
+        </w:numPr>
+        <w:tabs>
+          <w:tab w:val="clear" w:pos="840"/>
+        </w:tabs>
+        <w:ind w:left="840" w:leftChars="0" w:hanging="420" w:firstLineChars="0"/>
+        <w:rPr>
+          <w:rFonts w:hint="default"/>
+          <w:lang w:val="en-US"/>
+        </w:rPr>
+      </w:pPr>
+      <w:r>
+        <w:rPr>
+          <w:rFonts w:hint="default"/>
+          <w:lang w:val="en-US"/>
+        </w:rPr>
+        <w:t>Servicer:manage the payback of cash-flow</w:t>
+      </w:r>
+    </w:p>
+    <w:p>
+      <w:pPr>
+        <w:numPr>
+          <w:ilvl w:val="1"/>
+          <w:numId w:val="3"/>
+        </w:numPr>
+        <w:tabs>
+          <w:tab w:val="clear" w:pos="840"/>
+        </w:tabs>
+        <w:ind w:left="840" w:leftChars="0" w:hanging="420" w:firstLineChars="0"/>
+        <w:rPr>
+          <w:rFonts w:hint="default"/>
+          <w:lang w:val="en-US"/>
+        </w:rPr>
+      </w:pPr>
+      <w:r>
+        <w:rPr>
+          <w:rFonts w:hint="default"/>
+          <w:lang w:val="en-US"/>
+        </w:rPr>
+        <w:t>Trustee:representing investor to hold asset</w:t>
+      </w:r>
+    </w:p>
+    <w:p>
+      <w:pPr>
+        <w:numPr>
+          <w:ilvl w:val="1"/>
+          <w:numId w:val="3"/>
+        </w:numPr>
+        <w:tabs>
+          <w:tab w:val="clear" w:pos="840"/>
+        </w:tabs>
+        <w:ind w:left="840" w:leftChars="0" w:hanging="420" w:firstLineChars="0"/>
+        <w:rPr>
+          <w:rFonts w:hint="default"/>
+          <w:lang w:val="en-US"/>
+        </w:rPr>
+      </w:pPr>
+      <w:r>
+        <w:rPr>
+          <w:rFonts w:hint="default"/>
+          <w:lang w:val="en-US"/>
+        </w:rPr>
+        <w:t>Rating Agency/Underwriter/Credit Enhancer</w:t>
+      </w:r>
+    </w:p>
+    <w:p>
+      <w:pPr>
+        <w:numPr>
+          <w:numId w:val="0"/>
+        </w:numPr>
+        <w:rPr>
+          <w:rFonts w:hint="default"/>
+          <w:lang w:val="en-US"/>
+        </w:rPr>
+      </w:pPr>
+    </w:p>
+    <w:p>
+      <w:pPr>
+        <w:numPr>
+          <w:ilvl w:val="0"/>
+          <w:numId w:val="0"/>
+        </w:numPr>
+        <w:rPr>
+          <w:rFonts w:hint="default" w:ascii="Times New Roman Bold" w:hAnsi="Times New Roman Bold" w:cs="Times New Roman Bold"/>
+          <w:b/>
+          <w:bCs/>
+          <w:sz w:val="28"/>
+          <w:szCs w:val="28"/>
+          <w:lang w:val="en-US" w:eastAsia="zh-CN" w:bidi="ar-SA"/>
+        </w:rPr>
+      </w:pPr>
+      <w:r>
+        <w:rPr>
+          <w:rFonts w:hint="default" w:ascii="Times New Roman Bold" w:hAnsi="Times New Roman Bold" w:cs="Times New Roman Bold" w:eastAsiaTheme="minorEastAsia"/>
+          <w:b/>
+          <w:bCs/>
+          <w:sz w:val="28"/>
+          <w:szCs w:val="28"/>
+          <w:lang w:val="en-US" w:eastAsia="zh-CN" w:bidi="ar-SA"/>
+        </w:rPr>
+        <w:t xml:space="preserve">Question </w:t>
+      </w:r>
+      <w:r>
+        <w:rPr>
+          <w:rFonts w:hint="default" w:ascii="Times New Roman Bold" w:hAnsi="Times New Roman Bold" w:cs="Times New Roman Bold"/>
+          <w:b/>
+          <w:bCs/>
+          <w:sz w:val="28"/>
+          <w:szCs w:val="28"/>
+          <w:lang w:val="en-US" w:eastAsia="zh-CN" w:bidi="ar-SA"/>
+        </w:rPr>
+        <w:t>14</w:t>
+      </w:r>
+    </w:p>
+    <w:p>
+      <w:pPr>
+        <w:numPr>
+          <w:ilvl w:val="0"/>
+          <w:numId w:val="3"/>
+        </w:numPr>
+        <w:tabs>
+          <w:tab w:val="clear" w:pos="420"/>
+        </w:tabs>
+        <w:ind w:left="420" w:leftChars="0" w:hanging="420" w:firstLineChars="0"/>
+        <w:rPr>
+          <w:rFonts w:hint="default"/>
+          <w:lang w:val="en-US"/>
+        </w:rPr>
+      </w:pPr>
+      <w:r>
+        <w:rPr>
+          <w:rFonts w:hint="default" w:ascii="Times New Roman" w:hAnsi="Times New Roman" w:cs="Times New Roman"/>
+          <w:b w:val="0"/>
+          <w:bCs w:val="0"/>
+          <w:lang w:val="en-US" w:eastAsia="zh-CN"/>
+        </w:rPr>
+        <w:t>bond trading at no-arbitrage value: using the proper spot-rate= yield-to-maturity</w:t>
+      </w:r>
+    </w:p>
+    <w:p>
+      <w:pPr>
+        <w:numPr>
+          <w:ilvl w:val="0"/>
+          <w:numId w:val="3"/>
+        </w:numPr>
+        <w:tabs>
+          <w:tab w:val="clear" w:pos="420"/>
+        </w:tabs>
+        <w:ind w:left="420" w:leftChars="0" w:hanging="420" w:firstLineChars="0"/>
+        <w:rPr>
+          <w:rFonts w:hint="default"/>
+          <w:lang w:val="en-US"/>
+        </w:rPr>
+      </w:pPr>
+      <w:r>
+        <w:rPr>
+          <w:rFonts w:hint="default" w:ascii="Times New Roman" w:hAnsi="Times New Roman" w:cs="Times New Roman"/>
+          <w:b w:val="0"/>
+          <w:bCs w:val="0"/>
+          <w:lang w:val="en-US" w:eastAsia="zh-CN"/>
+        </w:rPr>
+        <w:t>bond trading at premium: old coupon rate &gt; yield-to-maturity</w:t>
+      </w:r>
+    </w:p>
+    <w:p>
+      <w:pPr>
+        <w:numPr>
+          <w:numId w:val="0"/>
+        </w:numPr>
+        <w:rPr>
+          <w:rFonts w:hint="default" w:ascii="Times New Roman" w:hAnsi="Times New Roman" w:cs="Times New Roman"/>
+          <w:b w:val="0"/>
+          <w:bCs w:val="0"/>
+          <w:lang w:val="en-US" w:eastAsia="zh-CN"/>
+        </w:rPr>
+      </w:pPr>
+    </w:p>
+    <w:p>
+      <w:pPr>
+        <w:numPr>
+          <w:ilvl w:val="0"/>
+          <w:numId w:val="0"/>
+        </w:numPr>
+        <w:rPr>
+          <w:rFonts w:hint="eastAsia" w:ascii="Times New Roman Bold" w:hAnsi="Times New Roman Bold" w:eastAsia="Malgun Gothic" w:cs="Times New Roman Bold"/>
+          <w:b/>
+          <w:bCs/>
+          <w:sz w:val="28"/>
+          <w:szCs w:val="28"/>
+          <w:lang w:val="en-US" w:eastAsia="ko-KR" w:bidi="ar-SA"/>
+        </w:rPr>
+      </w:pPr>
+      <w:r>
+        <w:rPr>
+          <w:rFonts w:hint="default" w:ascii="Times New Roman Bold" w:hAnsi="Times New Roman Bold" w:cs="Times New Roman Bold" w:eastAsiaTheme="minorEastAsia"/>
+          <w:b/>
+          <w:bCs/>
+          <w:sz w:val="28"/>
+          <w:szCs w:val="28"/>
+          <w:lang w:val="en-US" w:eastAsia="zh-CN" w:bidi="ar-SA"/>
+        </w:rPr>
+        <w:t xml:space="preserve">Question </w:t>
+      </w:r>
+      <w:r>
+        <w:rPr>
+          <w:rFonts w:hint="default" w:ascii="Times New Roman Bold" w:hAnsi="Times New Roman Bold" w:cs="Times New Roman Bold"/>
+          <w:b/>
+          <w:bCs/>
+          <w:sz w:val="28"/>
+          <w:szCs w:val="28"/>
+          <w:lang w:val="en-US" w:eastAsia="zh-CN" w:bidi="ar-SA"/>
+        </w:rPr>
+        <w:t>1</w:t>
+      </w:r>
+      <w:r>
+        <w:rPr>
+          <w:rFonts w:hint="eastAsia" w:ascii="Times New Roman Bold" w:hAnsi="Times New Roman Bold" w:eastAsia="Malgun Gothic" w:cs="Times New Roman Bold"/>
+          <w:b/>
+          <w:bCs/>
+          <w:sz w:val="28"/>
+          <w:szCs w:val="28"/>
+          <w:lang w:val="en-US" w:eastAsia="ko-KR" w:bidi="ar-SA"/>
+        </w:rPr>
+        <w:t>5</w:t>
+      </w:r>
+    </w:p>
+    <w:p>
+      <w:pPr>
+        <w:numPr>
+          <w:ilvl w:val="0"/>
+          <w:numId w:val="4"/>
+        </w:numPr>
+        <w:tabs>
+          <w:tab w:val="clear" w:pos="420"/>
+        </w:tabs>
+        <w:ind w:left="420" w:leftChars="0" w:hanging="420" w:firstLineChars="0"/>
+        <w:rPr>
+          <w:rFonts w:hint="default" w:ascii="Times New Roman" w:hAnsi="Times New Roman" w:cs="Times New Roman"/>
+          <w:b w:val="0"/>
+          <w:bCs w:val="0"/>
+          <w:lang w:val="en-US" w:eastAsia="zh-CN"/>
+        </w:rPr>
+      </w:pPr>
+      <w:r>
+        <w:rPr>
+          <w:rFonts w:hint="default" w:ascii="Times New Roman" w:hAnsi="Times New Roman" w:cs="Times New Roman"/>
+          <w:b w:val="0"/>
+          <w:bCs w:val="0"/>
+          <w:lang w:val="en-US" w:eastAsia="zh-CN"/>
+        </w:rPr>
+        <w:t>pay-back order: secure debt- senior unsecured debt- subordinated debt</w:t>
+      </w:r>
+      <w:r>
+        <w:rPr>
+          <w:rFonts w:hint="eastAsia" w:ascii="Times New Roman" w:hAnsi="Times New Roman" w:eastAsia="Malgun Gothic" w:cs="Times New Roman"/>
+          <w:b w:val="0"/>
+          <w:bCs w:val="0"/>
+          <w:lang w:val="en-US" w:eastAsia="ko-KR"/>
+        </w:rPr>
+        <w:t>-</w:t>
+      </w:r>
+      <w:r>
+        <w:rPr>
+          <w:rFonts w:hint="eastAsia" w:ascii="Times New Roman" w:hAnsi="Times New Roman" w:eastAsia="SimSun" w:cs="Times New Roman"/>
+          <w:b w:val="0"/>
+          <w:bCs w:val="0"/>
+          <w:lang w:val="en-US" w:eastAsia="zh-CN"/>
+        </w:rPr>
+        <w:t>prefer</w:t>
+      </w:r>
+      <w:r>
+        <w:rPr>
+          <w:rFonts w:hint="default" w:ascii="Times New Roman" w:hAnsi="Times New Roman" w:eastAsia="SimSun" w:cs="Times New Roman"/>
+          <w:b w:val="0"/>
+          <w:bCs w:val="0"/>
+          <w:lang w:val="en-US" w:eastAsia="zh-CN"/>
+        </w:rPr>
+        <w:t>red stock-common stock</w:t>
+      </w:r>
+      <w:r>
+        <w:rPr>
+          <w:rFonts w:hint="default" w:ascii="Times New Roman" w:hAnsi="Times New Roman" w:cs="Times New Roman"/>
+          <w:b w:val="0"/>
+          <w:bCs w:val="0"/>
+          <w:lang w:val="en-US" w:eastAsia="zh-CN"/>
+        </w:rPr>
+        <w:t xml:space="preserve"> </w:t>
+      </w:r>
+    </w:p>
+    <w:p>
+      <w:pPr>
+        <w:numPr>
+          <w:numId w:val="0"/>
+        </w:numPr>
+        <w:rPr>
+          <w:rFonts w:hint="default" w:ascii="Times New Roman" w:hAnsi="Times New Roman" w:cs="Times New Roman"/>
+          <w:b w:val="0"/>
+          <w:bCs w:val="0"/>
+          <w:lang w:val="en-US" w:eastAsia="zh-CN"/>
+        </w:rPr>
+      </w:pPr>
+    </w:p>
+    <w:p>
+      <w:pPr>
+        <w:numPr>
+          <w:ilvl w:val="0"/>
+          <w:numId w:val="0"/>
+        </w:numPr>
+        <w:rPr>
+          <w:rFonts w:hint="default" w:ascii="Times New Roman Bold" w:hAnsi="Times New Roman Bold" w:eastAsia="Malgun Gothic" w:cs="Times New Roman Bold"/>
+          <w:b/>
+          <w:bCs/>
+          <w:sz w:val="28"/>
+          <w:szCs w:val="28"/>
+          <w:lang w:val="en-US" w:eastAsia="ko-KR" w:bidi="ar-SA"/>
+        </w:rPr>
+      </w:pPr>
+      <w:r>
+        <w:rPr>
+          <w:rFonts w:hint="default" w:ascii="Times New Roman Bold" w:hAnsi="Times New Roman Bold" w:cs="Times New Roman Bold" w:eastAsiaTheme="minorEastAsia"/>
+          <w:b/>
+          <w:bCs/>
+          <w:sz w:val="28"/>
+          <w:szCs w:val="28"/>
+          <w:lang w:val="en-US" w:eastAsia="zh-CN" w:bidi="ar-SA"/>
+        </w:rPr>
+        <w:t xml:space="preserve">Question </w:t>
+      </w:r>
+      <w:r>
+        <w:rPr>
+          <w:rFonts w:hint="default" w:ascii="Times New Roman Bold" w:hAnsi="Times New Roman Bold" w:cs="Times New Roman Bold"/>
+          <w:b/>
+          <w:bCs/>
+          <w:sz w:val="28"/>
+          <w:szCs w:val="28"/>
+          <w:lang w:val="en-US" w:eastAsia="zh-CN" w:bidi="ar-SA"/>
+        </w:rPr>
+        <w:t>16</w:t>
+      </w:r>
+    </w:p>
+    <w:p>
+      <w:pPr>
+        <w:numPr>
+          <w:ilvl w:val="0"/>
+          <w:numId w:val="4"/>
+        </w:numPr>
+        <w:tabs>
+          <w:tab w:val="clear" w:pos="420"/>
+        </w:tabs>
+        <w:ind w:left="420" w:leftChars="0" w:hanging="420" w:firstLineChars="0"/>
+        <w:rPr>
+          <w:rFonts w:hint="default" w:ascii="Times New Roman" w:hAnsi="Times New Roman" w:cs="Times New Roman"/>
+          <w:b w:val="0"/>
+          <w:bCs w:val="0"/>
+          <w:lang w:val="en-US" w:eastAsia="zh-CN"/>
+        </w:rPr>
+      </w:pPr>
+      <w:r>
+        <w:rPr>
+          <w:rFonts w:hint="default" w:ascii="Times New Roman" w:hAnsi="Times New Roman" w:cs="Times New Roman"/>
+          <w:b w:val="0"/>
+          <w:bCs w:val="0"/>
+          <w:lang w:val="en-US" w:eastAsia="zh-CN"/>
+        </w:rPr>
+        <w:t xml:space="preserve">reinvestment risk:you receive cash earlier than expected and then have to reinvest it at a lower interest rate </w:t>
+      </w:r>
+    </w:p>
+    <w:p>
+      <w:pPr>
+        <w:numPr>
+          <w:numId w:val="0"/>
+        </w:numPr>
+        <w:rPr>
+          <w:rFonts w:hint="default" w:ascii="Times New Roman" w:hAnsi="Times New Roman" w:cs="Times New Roman"/>
+          <w:b w:val="0"/>
+          <w:bCs w:val="0"/>
+          <w:lang w:val="en-US" w:eastAsia="zh-CN"/>
+        </w:rPr>
+      </w:pPr>
+    </w:p>
+    <w:p>
+      <w:pPr>
+        <w:numPr>
+          <w:ilvl w:val="0"/>
+          <w:numId w:val="0"/>
+        </w:numPr>
+        <w:rPr>
+          <w:rFonts w:hint="default" w:ascii="Times New Roman Bold" w:hAnsi="Times New Roman Bold" w:eastAsia="Malgun Gothic" w:cs="Times New Roman Bold"/>
+          <w:b/>
+          <w:bCs/>
+          <w:sz w:val="28"/>
+          <w:szCs w:val="28"/>
+          <w:lang w:val="en-US" w:eastAsia="ko-KR" w:bidi="ar-SA"/>
+        </w:rPr>
+      </w:pPr>
+      <w:r>
+        <w:rPr>
+          <w:rFonts w:hint="default" w:ascii="Times New Roman Bold" w:hAnsi="Times New Roman Bold" w:cs="Times New Roman Bold" w:eastAsiaTheme="minorEastAsia"/>
+          <w:b/>
+          <w:bCs/>
+          <w:sz w:val="28"/>
+          <w:szCs w:val="28"/>
+          <w:lang w:val="en-US" w:eastAsia="zh-CN" w:bidi="ar-SA"/>
+        </w:rPr>
+        <w:t xml:space="preserve">Question </w:t>
+      </w:r>
+      <w:r>
+        <w:rPr>
+          <w:rFonts w:hint="default" w:ascii="Times New Roman Bold" w:hAnsi="Times New Roman Bold" w:cs="Times New Roman Bold"/>
+          <w:b/>
+          <w:bCs/>
+          <w:sz w:val="28"/>
+          <w:szCs w:val="28"/>
+          <w:lang w:val="en-US" w:eastAsia="zh-CN" w:bidi="ar-SA"/>
+        </w:rPr>
+        <w:t>18</w:t>
+      </w:r>
+    </w:p>
+    <w:p>
+      <w:pPr>
+        <w:numPr>
+          <w:numId w:val="0"/>
+        </w:numPr>
+        <w:rPr>
+          <w:rFonts w:hint="default" w:ascii="Times New Roman" w:hAnsi="Times New Roman" w:cs="Times New Roman"/>
+          <w:b w:val="0"/>
+          <w:bCs w:val="0"/>
+          <w:lang w:val="en-US" w:eastAsia="zh-CN"/>
+        </w:rPr>
+      </w:pPr>
+      <w:r>
+        <w:rPr>
+          <w:rFonts w:hint="default" w:ascii="Times New Roman" w:hAnsi="Times New Roman" w:cs="Times New Roman"/>
+          <w:b w:val="0"/>
+          <w:bCs w:val="0"/>
+          <w:lang w:val="en-US" w:eastAsia="zh-CN"/>
+        </w:rPr>
+        <w:t>Macaulay Duration:the weighted average time to receive cash flow</w:t>
+      </w:r>
+      <w:r>
+        <w:commentReference w:id="4"/>
+      </w:r>
+    </w:p>
+    <w:p>
+      <w:pPr>
+        <w:numPr>
+          <w:numId w:val="0"/>
+        </w:numPr>
+        <w:rPr>
+          <w:rFonts w:hint="default" w:ascii="Times New Roman" w:hAnsi="Times New Roman" w:cs="Times New Roman"/>
+          <w:b w:val="0"/>
+          <w:bCs w:val="0"/>
+          <w:lang w:val="en-US" w:eastAsia="zh-CN"/>
+        </w:rPr>
+      </w:pPr>
+      <w:r>
+        <w:rPr>
+          <w:rFonts w:hint="default" w:ascii="Times New Roman" w:hAnsi="Times New Roman" w:cs="Times New Roman"/>
+          <w:b w:val="0"/>
+          <w:bCs w:val="0"/>
+          <w:lang w:val="en-US" w:eastAsia="zh-CN"/>
+        </w:rPr>
+        <w:drawing>
+          <wp:inline distT="0" distB="0" distL="114300" distR="114300">
+            <wp:extent cx="1868805" cy="819785"/>
+            <wp:effectExtent l="0" t="0" r="10795" b="18415"/>
+            <wp:docPr id="3" name="Picture 3" descr="a50683b3-fb96-4e51-945c-fe7d99f5a260"/>
+            <wp:cNvGraphicFramePr>
+              <a:graphicFrameLocks xmlns:a="http://schemas.openxmlformats.org/drawingml/2006/main" noChangeAspect="1"/>
+            </wp:cNvGraphicFramePr>
+            <a:graphic xmlns:a="http://schemas.openxmlformats.org/drawingml/2006/main">
+              <a:graphicData uri="http://schemas.openxmlformats.org/drawingml/2006/picture">
+                <pic:pic xmlns:pic="http://schemas.openxmlformats.org/drawingml/2006/picture">
+                  <pic:nvPicPr>
+                    <pic:cNvPr id="3" name="Picture 3" descr="a50683b3-fb96-4e51-945c-fe7d99f5a260"/>
+                    <pic:cNvPicPr>
+                      <a:picLocks noChangeAspect="1"/>
+                    </pic:cNvPicPr>
+                  </pic:nvPicPr>
+                  <pic:blipFill>
+                    <a:blip r:embed="rId6"/>
+                    <a:stretch>
+                      <a:fillRect/>
+                    </a:stretch>
+                  </pic:blipFill>
+                  <pic:spPr>
+                    <a:xfrm>
+                      <a:off x="0" y="0"/>
+                      <a:ext cx="1868805" cy="819785"/>
+                    </a:xfrm>
+                    <a:prstGeom prst="rect">
+                      <a:avLst/>
+                    </a:prstGeom>
+                  </pic:spPr>
+                </pic:pic>
+              </a:graphicData>
+            </a:graphic>
+          </wp:inline>
+        </w:drawing>
+      </w:r>
       <w:bookmarkStart w:id="0" w:name="_GoBack"/>
+      <w:r>
+        <w:rPr>
+          <w:rFonts w:hint="default" w:ascii="Times New Roman" w:hAnsi="Times New Roman" w:cs="Times New Roman"/>
+          <w:b w:val="0"/>
+          <w:bCs w:val="0"/>
+          <w:lang w:val="en-US" w:eastAsia="zh-CN"/>
+        </w:rPr>
+        <w:drawing>
+          <wp:inline distT="0" distB="0" distL="114300" distR="114300">
+            <wp:extent cx="1588770" cy="1829435"/>
+            <wp:effectExtent l="0" t="0" r="11430" b="24765"/>
+            <wp:docPr id="4" name="Picture 4" descr="15efd730-6d4e-47b0-b772-8beb5d7d075b"/>
+            <wp:cNvGraphicFramePr>
+              <a:graphicFrameLocks xmlns:a="http://schemas.openxmlformats.org/drawingml/2006/main" noChangeAspect="1"/>
+            </wp:cNvGraphicFramePr>
+            <a:graphic xmlns:a="http://schemas.openxmlformats.org/drawingml/2006/main">
+              <a:graphicData uri="http://schemas.openxmlformats.org/drawingml/2006/picture">
+                <pic:pic xmlns:pic="http://schemas.openxmlformats.org/drawingml/2006/picture">
+                  <pic:nvPicPr>
+                    <pic:cNvPr id="4" name="Picture 4" descr="15efd730-6d4e-47b0-b772-8beb5d7d075b"/>
+                    <pic:cNvPicPr>
+                      <a:picLocks noChangeAspect="1"/>
+                    </pic:cNvPicPr>
+                  </pic:nvPicPr>
+                  <pic:blipFill>
+                    <a:blip r:embed="rId7"/>
+                    <a:stretch>
+                      <a:fillRect/>
+                    </a:stretch>
+                  </pic:blipFill>
+                  <pic:spPr>
+                    <a:xfrm>
+                      <a:off x="0" y="0"/>
+                      <a:ext cx="1588770" cy="1829435"/>
+                    </a:xfrm>
+                    <a:prstGeom prst="rect">
+                      <a:avLst/>
+                    </a:prstGeom>
+                  </pic:spPr>
+                </pic:pic>
+              </a:graphicData>
+            </a:graphic>
+          </wp:inline>
+        </w:drawing>
+      </w:r>
       <w:bookmarkEnd w:id="0"/>
     </w:p>
     <w:p>
@@ -1109,9 +2158,807 @@
     </w:p>
     <w:p>
       <w:pPr>
-        <w:rPr>
-          <w:rFonts w:hint="default"/>
-          <w:lang w:val="en-US"/>
+        <w:numPr>
+          <w:ilvl w:val="0"/>
+          <w:numId w:val="0"/>
+        </w:numPr>
+        <w:rPr>
+          <w:rFonts w:hint="default" w:ascii="Times New Roman Bold" w:hAnsi="Times New Roman Bold" w:cs="Times New Roman Bold" w:eastAsiaTheme="minorEastAsia"/>
+          <w:b/>
+          <w:bCs/>
+          <w:sz w:val="28"/>
+          <w:szCs w:val="28"/>
+          <w:lang w:val="en-US" w:eastAsia="zh-CN" w:bidi="ar-SA"/>
+        </w:rPr>
+      </w:pPr>
+      <w:r>
+        <w:rPr>
+          <w:rFonts w:hint="default" w:ascii="Times New Roman Bold" w:hAnsi="Times New Roman Bold" w:cs="Times New Roman Bold" w:eastAsiaTheme="minorEastAsia"/>
+          <w:b/>
+          <w:bCs/>
+          <w:sz w:val="28"/>
+          <w:szCs w:val="28"/>
+          <w:lang w:val="en-US" w:eastAsia="zh-CN" w:bidi="ar-SA"/>
+        </w:rPr>
+        <w:t>Question 21</w:t>
+      </w:r>
+    </w:p>
+    <w:p>
+      <w:pPr>
+        <w:numPr>
+          <w:ilvl w:val="0"/>
+          <w:numId w:val="0"/>
+        </w:numPr>
+        <w:rPr>
+          <w:rFonts w:hint="default" w:ascii="Times New Roman" w:hAnsi="Times New Roman" w:cs="Times New Roman"/>
+          <w:b w:val="0"/>
+          <w:bCs w:val="0"/>
+          <w:lang w:val="en-US" w:eastAsia="zh-CN"/>
+        </w:rPr>
+      </w:pPr>
+      <w:r>
+        <w:rPr>
+          <w:rFonts w:hint="default" w:ascii="Times New Roman" w:hAnsi="Times New Roman" w:cs="Times New Roman"/>
+          <w:b w:val="0"/>
+          <w:bCs w:val="0"/>
+          <w:lang w:val="en-US" w:eastAsia="zh-CN"/>
+        </w:rPr>
+        <w:t>leverage ratio=debt/capital,debt/EBITDA,cash flows/debt</w:t>
+      </w:r>
+    </w:p>
+    <w:p>
+      <w:pPr>
+        <w:numPr>
+          <w:ilvl w:val="0"/>
+          <w:numId w:val="0"/>
+        </w:numPr>
+        <w:rPr>
+          <w:rFonts w:hint="default" w:ascii="Times New Roman" w:hAnsi="Times New Roman" w:cs="Times New Roman"/>
+          <w:b w:val="0"/>
+          <w:bCs w:val="0"/>
+          <w:lang w:val="en-US" w:eastAsia="zh-CN"/>
+        </w:rPr>
+      </w:pPr>
+      <w:r>
+        <w:rPr>
+          <w:rFonts w:hint="default" w:ascii="Times New Roman" w:hAnsi="Times New Roman" w:cs="Times New Roman"/>
+          <w:b w:val="0"/>
+          <w:bCs w:val="0"/>
+          <w:lang w:val="en-US" w:eastAsia="zh-CN"/>
+        </w:rPr>
+        <w:t>coverage ratio:EBITDA/interest expesne;EBIT/interest expense</w:t>
+      </w:r>
+    </w:p>
+    <w:p>
+      <w:pPr>
+        <w:numPr>
+          <w:ilvl w:val="0"/>
+          <w:numId w:val="0"/>
+        </w:numPr>
+        <w:rPr>
+          <w:rFonts w:hint="default" w:ascii="Times New Roman" w:hAnsi="Times New Roman" w:cs="Times New Roman"/>
+          <w:b w:val="0"/>
+          <w:bCs w:val="0"/>
+          <w:lang w:val="en-US" w:eastAsia="zh-CN"/>
+        </w:rPr>
+      </w:pPr>
+      <w:r>
+        <w:rPr>
+          <w:rFonts w:hint="default" w:ascii="Times New Roman" w:hAnsi="Times New Roman" w:cs="Times New Roman"/>
+          <w:b w:val="0"/>
+          <w:bCs w:val="0"/>
+          <w:lang w:val="en-US" w:eastAsia="zh-CN"/>
+        </w:rPr>
+        <w:t>profitability ratio</w:t>
+      </w:r>
+    </w:p>
+    <w:p>
+      <w:pPr>
+        <w:numPr>
+          <w:ilvl w:val="0"/>
+          <w:numId w:val="0"/>
+        </w:numPr>
+        <w:rPr>
+          <w:rFonts w:hint="default" w:ascii="Times New Roman" w:hAnsi="Times New Roman" w:cs="Times New Roman"/>
+          <w:b w:val="0"/>
+          <w:bCs w:val="0"/>
+          <w:lang w:val="en-US" w:eastAsia="zh-CN"/>
+        </w:rPr>
+      </w:pPr>
+    </w:p>
+    <w:p>
+      <w:pPr>
+        <w:numPr>
+          <w:ilvl w:val="0"/>
+          <w:numId w:val="0"/>
+        </w:numPr>
+        <w:rPr>
+          <w:rFonts w:hint="default" w:ascii="Times New Roman Bold" w:hAnsi="Times New Roman Bold" w:cs="Times New Roman Bold" w:eastAsiaTheme="minorEastAsia"/>
+          <w:b/>
+          <w:bCs/>
+          <w:sz w:val="28"/>
+          <w:szCs w:val="28"/>
+          <w:lang w:val="en-US" w:eastAsia="zh-CN" w:bidi="ar-SA"/>
+        </w:rPr>
+      </w:pPr>
+      <w:r>
+        <w:rPr>
+          <w:rFonts w:hint="default" w:ascii="Times New Roman Bold" w:hAnsi="Times New Roman Bold" w:cs="Times New Roman Bold" w:eastAsiaTheme="minorEastAsia"/>
+          <w:b/>
+          <w:bCs/>
+          <w:sz w:val="28"/>
+          <w:szCs w:val="28"/>
+          <w:lang w:val="en-US" w:eastAsia="zh-CN" w:bidi="ar-SA"/>
+        </w:rPr>
+        <w:t>Question 2</w:t>
+      </w:r>
+      <w:r>
+        <w:rPr>
+          <w:rFonts w:hint="default" w:ascii="Times New Roman Bold" w:hAnsi="Times New Roman Bold" w:cs="Times New Roman Bold"/>
+          <w:b/>
+          <w:bCs/>
+          <w:sz w:val="28"/>
+          <w:szCs w:val="28"/>
+          <w:lang w:val="en-US" w:eastAsia="zh-CN" w:bidi="ar-SA"/>
+        </w:rPr>
+        <w:t>2</w:t>
+      </w:r>
+    </w:p>
+    <w:p>
+      <w:pPr>
+        <w:numPr>
+          <w:ilvl w:val="0"/>
+          <w:numId w:val="5"/>
+        </w:numPr>
+        <w:rPr>
+          <w:rFonts w:hint="default" w:ascii="Times New Roman" w:hAnsi="Times New Roman" w:cs="Times New Roman"/>
+          <w:b w:val="0"/>
+          <w:bCs w:val="0"/>
+          <w:lang w:val="en-US" w:eastAsia="zh-CN"/>
+        </w:rPr>
+      </w:pPr>
+      <w:r>
+        <w:rPr>
+          <w:rFonts w:hint="default" w:ascii="Times New Roman" w:hAnsi="Times New Roman" w:cs="Times New Roman"/>
+          <w:b w:val="0"/>
+          <w:bCs w:val="0"/>
+          <w:lang w:val="en-US" w:eastAsia="zh-CN"/>
+        </w:rPr>
+        <w:t>Commercial paper is a short-term, unsecured debt instrument issued by a company.</w:t>
+      </w:r>
+    </w:p>
+    <w:p>
+      <w:pPr>
+        <w:numPr>
+          <w:ilvl w:val="0"/>
+          <w:numId w:val="4"/>
+        </w:numPr>
+        <w:ind w:left="420" w:leftChars="0" w:hanging="420" w:firstLineChars="0"/>
+        <w:rPr>
+          <w:rFonts w:hint="default" w:ascii="Times New Roman" w:hAnsi="Times New Roman" w:cs="Times New Roman"/>
+          <w:b w:val="0"/>
+          <w:bCs w:val="0"/>
+          <w:lang w:val="en-US" w:eastAsia="zh-CN"/>
+        </w:rPr>
+      </w:pPr>
+      <w:r>
+        <w:rPr>
+          <w:rFonts w:hint="eastAsia" w:ascii="Times New Roman" w:hAnsi="Times New Roman" w:cs="Times New Roman"/>
+          <w:b w:val="0"/>
+          <w:bCs w:val="0"/>
+          <w:lang w:val="en-US" w:eastAsia="zh-CN"/>
+        </w:rPr>
+        <w:t>back</w:t>
+      </w:r>
+      <w:r>
+        <w:rPr>
+          <w:rFonts w:hint="default" w:ascii="Times New Roman" w:hAnsi="Times New Roman" w:cs="Times New Roman"/>
+          <w:b w:val="0"/>
+          <w:bCs w:val="0"/>
+          <w:lang w:val="en-US" w:eastAsia="zh-CN"/>
+        </w:rPr>
+        <w:t>up line from bank</w:t>
+      </w:r>
+    </w:p>
+    <w:p>
+      <w:pPr>
+        <w:numPr>
+          <w:ilvl w:val="0"/>
+          <w:numId w:val="4"/>
+        </w:numPr>
+        <w:ind w:left="420" w:leftChars="0" w:hanging="420" w:firstLineChars="0"/>
+        <w:rPr>
+          <w:rFonts w:hint="default" w:ascii="Times New Roman" w:hAnsi="Times New Roman" w:cs="Times New Roman"/>
+          <w:b w:val="0"/>
+          <w:bCs w:val="0"/>
+          <w:lang w:val="en-US" w:eastAsia="zh-CN"/>
+        </w:rPr>
+      </w:pPr>
+      <w:r>
+        <w:rPr>
+          <w:rFonts w:hint="default" w:ascii="Times New Roman" w:hAnsi="Times New Roman" w:cs="Times New Roman"/>
+          <w:b w:val="0"/>
+          <w:bCs w:val="0"/>
+          <w:lang w:val="en-US" w:eastAsia="zh-CN"/>
+        </w:rPr>
+        <w:t xml:space="preserve">In the U.S., commercial paper typically has maturities ranging from </w:t>
+      </w:r>
+      <w:r>
+        <w:rPr>
+          <w:rFonts w:hint="default" w:ascii="Times New Roman Bold" w:hAnsi="Times New Roman Bold" w:cs="Times New Roman Bold"/>
+          <w:b/>
+          <w:bCs/>
+          <w:lang w:val="en-US" w:eastAsia="zh-CN"/>
+        </w:rPr>
+        <w:t>a few days up to 270 days.</w:t>
+      </w:r>
+      <w:r>
+        <w:commentReference w:id="5"/>
+      </w:r>
+    </w:p>
+    <w:p>
+      <w:pPr>
+        <w:numPr>
+          <w:ilvl w:val="0"/>
+          <w:numId w:val="4"/>
+        </w:numPr>
+        <w:ind w:left="420" w:leftChars="0" w:hanging="420" w:firstLineChars="0"/>
+        <w:rPr>
+          <w:rFonts w:hint="default" w:ascii="Times New Roman" w:hAnsi="Times New Roman" w:cs="Times New Roman"/>
+          <w:b w:val="0"/>
+          <w:bCs w:val="0"/>
+          <w:lang w:val="en-US" w:eastAsia="zh-CN"/>
+        </w:rPr>
+      </w:pPr>
+      <w:r>
+        <w:rPr>
+          <w:rFonts w:hint="default"/>
+          <w:lang w:val="en-US"/>
+        </w:rPr>
+        <w:t>no pledge collateral</w:t>
+      </w:r>
+    </w:p>
+    <w:p>
+      <w:pPr>
+        <w:numPr>
+          <w:ilvl w:val="0"/>
+          <w:numId w:val="5"/>
+        </w:numPr>
+        <w:ind w:left="0" w:leftChars="0" w:firstLine="0" w:firstLineChars="0"/>
+        <w:rPr>
+          <w:rFonts w:hint="default" w:ascii="Times New Roman" w:hAnsi="Times New Roman" w:cs="Times New Roman"/>
+          <w:b w:val="0"/>
+          <w:bCs w:val="0"/>
+          <w:lang w:val="en-US" w:eastAsia="zh-CN"/>
+        </w:rPr>
+      </w:pPr>
+      <w:r>
+        <w:rPr>
+          <w:rFonts w:hint="default" w:ascii="Times New Roman" w:hAnsi="Times New Roman" w:cs="Times New Roman"/>
+          <w:b w:val="0"/>
+          <w:bCs w:val="0"/>
+          <w:lang w:val="en-US" w:eastAsia="zh-CN"/>
+        </w:rPr>
+        <w:t>A bill(treasury bills/t-bills) is a short-term government debt instrument.</w:t>
+      </w:r>
+    </w:p>
+    <w:p>
+      <w:pPr>
+        <w:numPr>
+          <w:numId w:val="0"/>
+        </w:numPr>
+        <w:rPr>
+          <w:rFonts w:hint="default" w:ascii="Times New Roman" w:hAnsi="Times New Roman" w:cs="Times New Roman"/>
+          <w:b w:val="0"/>
+          <w:bCs w:val="0"/>
+          <w:lang w:val="en-US" w:eastAsia="zh-CN"/>
+        </w:rPr>
+      </w:pPr>
+    </w:p>
+    <w:p>
+      <w:pPr>
+        <w:numPr>
+          <w:ilvl w:val="0"/>
+          <w:numId w:val="0"/>
+        </w:numPr>
+      </w:pPr>
+      <w:r>
+        <w:rPr>
+          <w:rFonts w:hint="default" w:ascii="Times New Roman Bold" w:hAnsi="Times New Roman Bold" w:cs="Times New Roman Bold" w:eastAsiaTheme="minorEastAsia"/>
+          <w:b/>
+          <w:bCs/>
+          <w:sz w:val="28"/>
+          <w:szCs w:val="28"/>
+          <w:lang w:val="en-US" w:eastAsia="zh-CN" w:bidi="ar-SA"/>
+        </w:rPr>
+        <w:t>Question 2</w:t>
+      </w:r>
+      <w:r>
+        <w:rPr>
+          <w:rFonts w:hint="default" w:ascii="Times New Roman Bold" w:hAnsi="Times New Roman Bold" w:cs="Times New Roman Bold"/>
+          <w:b/>
+          <w:bCs/>
+          <w:sz w:val="28"/>
+          <w:szCs w:val="28"/>
+          <w:lang w:val="en-US" w:eastAsia="zh-CN" w:bidi="ar-SA"/>
+        </w:rPr>
+        <w:t>4</w:t>
+      </w:r>
+      <w:r>
+        <w:commentReference w:id="6"/>
+      </w:r>
+    </w:p>
+    <w:p>
+      <w:pPr>
+        <w:numPr>
+          <w:ilvl w:val="0"/>
+          <w:numId w:val="0"/>
+        </w:numPr>
+        <w:rPr>
+          <w:rFonts w:hint="default" w:ascii="Times New Roman" w:hAnsi="Times New Roman" w:cs="Times New Roman"/>
+          <w:b w:val="0"/>
+          <w:bCs w:val="0"/>
+          <w:lang w:val="en-US" w:eastAsia="zh-CN"/>
+        </w:rPr>
+      </w:pPr>
+      <w:r>
+        <w:rPr>
+          <w:rFonts w:hint="eastAsia" w:ascii="Times New Roman" w:hAnsi="Times New Roman" w:cs="Times New Roman"/>
+          <w:b w:val="0"/>
+          <w:bCs w:val="0"/>
+          <w:lang w:val="en-US" w:eastAsia="zh-CN"/>
+        </w:rPr>
+        <w:t xml:space="preserve">CDO backed </w:t>
+      </w:r>
+      <w:r>
+        <w:rPr>
+          <w:rFonts w:hint="default" w:ascii="Times New Roman" w:hAnsi="Times New Roman" w:cs="Times New Roman"/>
+          <w:b w:val="0"/>
+          <w:bCs w:val="0"/>
+          <w:lang w:val="en-US" w:eastAsia="zh-CN"/>
+        </w:rPr>
+        <w:t>by banks loans= CLO;</w:t>
+      </w:r>
+    </w:p>
+    <w:p>
+      <w:pPr>
+        <w:numPr>
+          <w:ilvl w:val="0"/>
+          <w:numId w:val="0"/>
+        </w:numPr>
+        <w:rPr>
+          <w:rFonts w:hint="default" w:ascii="Times New Roman" w:hAnsi="Times New Roman" w:cs="Times New Roman"/>
+          <w:b w:val="0"/>
+          <w:bCs w:val="0"/>
+          <w:lang w:val="en-US" w:eastAsia="zh-CN"/>
+        </w:rPr>
+      </w:pPr>
+      <w:r>
+        <w:rPr>
+          <w:rFonts w:hint="default" w:ascii="Times New Roman" w:hAnsi="Times New Roman" w:cs="Times New Roman"/>
+          <w:b w:val="0"/>
+          <w:bCs w:val="0"/>
+          <w:lang w:val="en-US" w:eastAsia="zh-CN"/>
+        </w:rPr>
+        <w:t>CDO backed by company and emerging market= CBO(Collateral Bond Obligation)</w:t>
+      </w:r>
+    </w:p>
+    <w:p>
+      <w:pPr>
+        <w:numPr>
+          <w:ilvl w:val="0"/>
+          <w:numId w:val="0"/>
+        </w:numPr>
+        <w:rPr>
+          <w:rFonts w:hint="default" w:ascii="Times New Roman" w:hAnsi="Times New Roman" w:cs="Times New Roman"/>
+          <w:b w:val="0"/>
+          <w:bCs w:val="0"/>
+          <w:lang w:val="en-US" w:eastAsia="zh-CN"/>
+        </w:rPr>
+      </w:pPr>
+      <w:r>
+        <w:rPr>
+          <w:rFonts w:hint="default" w:ascii="Times New Roman" w:hAnsi="Times New Roman" w:cs="Times New Roman"/>
+          <w:b w:val="0"/>
+          <w:bCs w:val="0"/>
+          <w:lang w:val="en-US" w:eastAsia="zh-CN"/>
+        </w:rPr>
+        <w:t>CDO backed by ABS,RMBS,CMBS,other CDOs are structured finance CDOs</w:t>
+      </w:r>
+    </w:p>
+    <w:p>
+      <w:pPr>
+        <w:numPr>
+          <w:ilvl w:val="0"/>
+          <w:numId w:val="0"/>
+        </w:numPr>
+        <w:rPr>
+          <w:rFonts w:hint="default" w:ascii="Times New Roman Bold" w:hAnsi="Times New Roman Bold" w:cs="Times New Roman Bold" w:eastAsiaTheme="minorEastAsia"/>
+          <w:b/>
+          <w:bCs/>
+          <w:sz w:val="28"/>
+          <w:szCs w:val="28"/>
+          <w:lang w:val="en-US" w:eastAsia="zh-CN" w:bidi="ar-SA"/>
+        </w:rPr>
+      </w:pPr>
+    </w:p>
+    <w:p>
+      <w:pPr>
+        <w:numPr>
+          <w:ilvl w:val="0"/>
+          <w:numId w:val="0"/>
+        </w:numPr>
+      </w:pPr>
+      <w:r>
+        <w:rPr>
+          <w:rFonts w:hint="default" w:ascii="Times New Roman Bold" w:hAnsi="Times New Roman Bold" w:cs="Times New Roman Bold" w:eastAsiaTheme="minorEastAsia"/>
+          <w:b/>
+          <w:bCs/>
+          <w:sz w:val="28"/>
+          <w:szCs w:val="28"/>
+          <w:lang w:val="en-US" w:eastAsia="zh-CN" w:bidi="ar-SA"/>
+        </w:rPr>
+        <w:t>Question 2</w:t>
+      </w:r>
+      <w:r>
+        <w:rPr>
+          <w:rFonts w:hint="eastAsia" w:ascii="Times New Roman Bold" w:hAnsi="Times New Roman Bold" w:cs="Times New Roman Bold"/>
+          <w:b/>
+          <w:bCs/>
+          <w:sz w:val="28"/>
+          <w:szCs w:val="28"/>
+          <w:lang w:val="en-US" w:eastAsia="zh-CN" w:bidi="ar-SA"/>
+        </w:rPr>
+        <w:t>7</w:t>
+      </w:r>
+    </w:p>
+    <w:p>
+      <w:pPr>
+        <w:numPr>
+          <w:ilvl w:val="0"/>
+          <w:numId w:val="0"/>
+        </w:numPr>
+        <w:rPr>
+          <w:rFonts w:hint="default" w:ascii="Times New Roman" w:hAnsi="Times New Roman" w:cs="Times New Roman"/>
+          <w:b w:val="0"/>
+          <w:bCs w:val="0"/>
+          <w:lang w:val="en-US" w:eastAsia="zh-CN"/>
+        </w:rPr>
+      </w:pPr>
+      <w:r>
+        <w:rPr>
+          <w:rFonts w:hint="eastAsia" w:ascii="Times New Roman" w:hAnsi="Times New Roman" w:cs="Times New Roman"/>
+          <w:b w:val="0"/>
+          <w:bCs w:val="0"/>
+          <w:lang w:val="en-US" w:eastAsia="zh-CN"/>
+        </w:rPr>
+        <w:t>Modi</w:t>
+      </w:r>
+      <w:r>
+        <w:rPr>
+          <w:rFonts w:hint="default" w:ascii="Times New Roman" w:hAnsi="Times New Roman" w:cs="Times New Roman"/>
+          <w:b w:val="0"/>
+          <w:bCs w:val="0"/>
+          <w:lang w:val="en-US" w:eastAsia="zh-CN"/>
+        </w:rPr>
+        <w:t>fied Duration:yield duration static()</w:t>
+      </w:r>
+    </w:p>
+    <w:p>
+      <w:pPr>
+        <w:numPr>
+          <w:ilvl w:val="0"/>
+          <w:numId w:val="0"/>
+        </w:numPr>
+        <w:rPr>
+          <w:rFonts w:hint="default" w:ascii="Times New Roman" w:hAnsi="Times New Roman" w:cs="Times New Roman"/>
+          <w:b w:val="0"/>
+          <w:bCs w:val="0"/>
+          <w:lang w:val="en-US" w:eastAsia="zh-CN"/>
+        </w:rPr>
+      </w:pPr>
+      <w:r>
+        <w:rPr>
+          <w:rFonts w:hint="default" w:ascii="Times New Roman" w:hAnsi="Times New Roman" w:cs="Times New Roman"/>
+          <w:b w:val="0"/>
+          <w:bCs w:val="0"/>
+          <w:lang w:val="en-US" w:eastAsia="zh-CN"/>
+        </w:rPr>
+        <w:drawing>
+          <wp:inline distT="0" distB="0" distL="114300" distR="114300">
+            <wp:extent cx="1566545" cy="231775"/>
+            <wp:effectExtent l="0" t="0" r="8255" b="22225"/>
+            <wp:docPr id="7" name="Picture 7" descr="8eb9928b-71c9-40eb-952b-d4d6d0d09319"/>
+            <wp:cNvGraphicFramePr>
+              <a:graphicFrameLocks xmlns:a="http://schemas.openxmlformats.org/drawingml/2006/main" noChangeAspect="1"/>
+            </wp:cNvGraphicFramePr>
+            <a:graphic xmlns:a="http://schemas.openxmlformats.org/drawingml/2006/main">
+              <a:graphicData uri="http://schemas.openxmlformats.org/drawingml/2006/picture">
+                <pic:pic xmlns:pic="http://schemas.openxmlformats.org/drawingml/2006/picture">
+                  <pic:nvPicPr>
+                    <pic:cNvPr id="7" name="Picture 7" descr="8eb9928b-71c9-40eb-952b-d4d6d0d09319"/>
+                    <pic:cNvPicPr>
+                      <a:picLocks noChangeAspect="1"/>
+                    </pic:cNvPicPr>
+                  </pic:nvPicPr>
+                  <pic:blipFill>
+                    <a:blip r:embed="rId8"/>
+                    <a:stretch>
+                      <a:fillRect/>
+                    </a:stretch>
+                  </pic:blipFill>
+                  <pic:spPr>
+                    <a:xfrm>
+                      <a:off x="0" y="0"/>
+                      <a:ext cx="1566545" cy="231775"/>
+                    </a:xfrm>
+                    <a:prstGeom prst="rect">
+                      <a:avLst/>
+                    </a:prstGeom>
+                  </pic:spPr>
+                </pic:pic>
+              </a:graphicData>
+            </a:graphic>
+          </wp:inline>
+        </w:drawing>
+      </w:r>
+    </w:p>
+    <w:p>
+      <w:pPr>
+        <w:numPr>
+          <w:ilvl w:val="0"/>
+          <w:numId w:val="0"/>
+        </w:numPr>
+        <w:rPr>
+          <w:rFonts w:hint="default" w:ascii="Times New Roman" w:hAnsi="Times New Roman" w:cs="Times New Roman"/>
+          <w:b w:val="0"/>
+          <w:bCs w:val="0"/>
+          <w:lang w:val="en-US" w:eastAsia="zh-CN"/>
+        </w:rPr>
+      </w:pPr>
+      <w:r>
+        <w:rPr>
+          <w:rFonts w:hint="default" w:ascii="Times New Roman" w:hAnsi="Times New Roman" w:cs="Times New Roman"/>
+          <w:b w:val="0"/>
+          <w:bCs w:val="0"/>
+          <w:lang w:val="en-US" w:eastAsia="zh-CN"/>
+        </w:rPr>
+        <w:t>Effective Duration:price sensitivity to a parallel shift in the benchmark yield curve</w:t>
+      </w:r>
+    </w:p>
+    <w:p>
+      <w:pPr>
+        <w:numPr>
+          <w:ilvl w:val="0"/>
+          <w:numId w:val="0"/>
+        </w:numPr>
+        <w:rPr>
+          <w:rFonts w:hint="default" w:ascii="Times New Roman" w:hAnsi="Times New Roman" w:cs="Times New Roman"/>
+          <w:b w:val="0"/>
+          <w:bCs w:val="0"/>
+          <w:lang w:val="en-US" w:eastAsia="zh-CN"/>
+        </w:rPr>
+      </w:pPr>
+      <w:r>
+        <w:rPr>
+          <w:rFonts w:hint="default" w:ascii="Times New Roman" w:hAnsi="Times New Roman" w:cs="Times New Roman"/>
+          <w:b w:val="0"/>
+          <w:bCs w:val="0"/>
+          <w:lang w:val="en-US" w:eastAsia="zh-CN"/>
+        </w:rPr>
+        <w:t>Macaulay Duration:timing of cash flow not price sensitivity towards yield curve shift</w:t>
+      </w:r>
+    </w:p>
+    <w:p>
+      <w:pPr>
+        <w:numPr>
+          <w:ilvl w:val="0"/>
+          <w:numId w:val="0"/>
+        </w:numPr>
+        <w:rPr>
+          <w:rFonts w:hint="default" w:ascii="Times New Roman" w:hAnsi="Times New Roman" w:cs="Times New Roman"/>
+          <w:b w:val="0"/>
+          <w:bCs w:val="0"/>
+          <w:lang w:val="en-US" w:eastAsia="zh-CN"/>
+        </w:rPr>
+      </w:pPr>
+    </w:p>
+    <w:p>
+      <w:pPr>
+        <w:numPr>
+          <w:ilvl w:val="0"/>
+          <w:numId w:val="0"/>
+        </w:numPr>
+        <w:rPr>
+          <w:rFonts w:hint="default"/>
+          <w:lang w:val="en-US"/>
+        </w:rPr>
+      </w:pPr>
+      <w:r>
+        <w:rPr>
+          <w:rFonts w:hint="default" w:ascii="Times New Roman Bold" w:hAnsi="Times New Roman Bold" w:cs="Times New Roman Bold" w:eastAsiaTheme="minorEastAsia"/>
+          <w:b/>
+          <w:bCs/>
+          <w:sz w:val="28"/>
+          <w:szCs w:val="28"/>
+          <w:lang w:val="en-US" w:eastAsia="zh-CN" w:bidi="ar-SA"/>
+        </w:rPr>
+        <w:t>Question 2</w:t>
+      </w:r>
+      <w:r>
+        <w:rPr>
+          <w:rFonts w:hint="eastAsia" w:ascii="Times New Roman Bold" w:hAnsi="Times New Roman Bold" w:cs="Times New Roman Bold"/>
+          <w:b/>
+          <w:bCs/>
+          <w:sz w:val="28"/>
+          <w:szCs w:val="28"/>
+          <w:lang w:val="en-US" w:eastAsia="zh-CN" w:bidi="ar-SA"/>
+        </w:rPr>
+        <w:t>8</w:t>
+      </w:r>
+    </w:p>
+    <w:p>
+      <w:pPr>
+        <w:numPr>
+          <w:ilvl w:val="0"/>
+          <w:numId w:val="0"/>
+        </w:numPr>
+        <w:rPr>
+          <w:rFonts w:hint="default" w:ascii="Times New Roman" w:hAnsi="Times New Roman" w:cs="Times New Roman"/>
+          <w:b w:val="0"/>
+          <w:bCs w:val="0"/>
+          <w:lang w:val="en-US" w:eastAsia="zh-CN"/>
+        </w:rPr>
+      </w:pPr>
+      <w:r>
+        <w:rPr>
+          <w:rFonts w:hint="eastAsia" w:ascii="Times New Roman" w:hAnsi="Times New Roman" w:cs="Times New Roman"/>
+          <w:b w:val="0"/>
+          <w:bCs w:val="0"/>
+          <w:lang w:val="en-US" w:eastAsia="zh-CN"/>
+        </w:rPr>
+        <w:t>Euro</w:t>
+      </w:r>
+      <w:r>
+        <w:rPr>
+          <w:rFonts w:hint="default" w:ascii="Times New Roman" w:hAnsi="Times New Roman" w:cs="Times New Roman"/>
+          <w:b w:val="0"/>
+          <w:bCs w:val="0"/>
+          <w:lang w:val="en-US" w:eastAsia="zh-CN"/>
+        </w:rPr>
+        <w:t xml:space="preserve">bond: </w:t>
+      </w:r>
+    </w:p>
+    <w:p>
+      <w:pPr>
+        <w:numPr>
+          <w:ilvl w:val="0"/>
+          <w:numId w:val="6"/>
+        </w:numPr>
+        <w:ind w:left="420" w:leftChars="0" w:hanging="420" w:firstLineChars="0"/>
+        <w:rPr>
+          <w:rFonts w:hint="default" w:ascii="Times New Roman" w:hAnsi="Times New Roman" w:cs="Times New Roman"/>
+          <w:b w:val="0"/>
+          <w:bCs w:val="0"/>
+          <w:lang w:val="en-US" w:eastAsia="zh-CN"/>
+        </w:rPr>
+      </w:pPr>
+      <w:r>
+        <w:rPr>
+          <w:rFonts w:hint="default" w:ascii="Times New Roman" w:hAnsi="Times New Roman" w:cs="Times New Roman"/>
+          <w:b w:val="0"/>
+          <w:bCs w:val="0"/>
+          <w:lang w:val="en-US" w:eastAsia="zh-CN"/>
+        </w:rPr>
+        <w:t>A US company issues a bond in Japanese yen outside Japan</w:t>
+      </w:r>
+    </w:p>
+    <w:p>
+      <w:pPr>
+        <w:numPr>
+          <w:ilvl w:val="0"/>
+          <w:numId w:val="6"/>
+        </w:numPr>
+        <w:ind w:left="420" w:leftChars="0" w:hanging="420" w:firstLineChars="0"/>
+        <w:rPr>
+          <w:rFonts w:hint="default" w:ascii="Times New Roman" w:hAnsi="Times New Roman" w:cs="Times New Roman"/>
+          <w:b w:val="0"/>
+          <w:bCs w:val="0"/>
+          <w:lang w:val="en-US" w:eastAsia="zh-CN"/>
+        </w:rPr>
+      </w:pPr>
+      <w:r>
+        <w:rPr>
+          <w:rFonts w:hint="default" w:ascii="Times New Roman" w:hAnsi="Times New Roman" w:cs="Times New Roman"/>
+          <w:b w:val="0"/>
+          <w:bCs w:val="0"/>
+          <w:lang w:val="en-US" w:eastAsia="zh-CN"/>
+        </w:rPr>
+        <w:t>outside any single country’s domestic jurisdiction, or outside the jurisdiction of the currency country.</w:t>
+      </w:r>
+    </w:p>
+    <w:p>
+      <w:pPr>
+        <w:numPr>
+          <w:ilvl w:val="0"/>
+          <w:numId w:val="0"/>
+        </w:numPr>
+        <w:rPr>
+          <w:rFonts w:hint="default"/>
+          <w:lang w:val="en-US"/>
+        </w:rPr>
+      </w:pPr>
+      <w:r>
+        <w:rPr>
+          <w:rFonts w:hint="default" w:ascii="Times New Roman Bold" w:hAnsi="Times New Roman Bold" w:cs="Times New Roman Bold" w:eastAsiaTheme="minorEastAsia"/>
+          <w:b/>
+          <w:bCs/>
+          <w:sz w:val="28"/>
+          <w:szCs w:val="28"/>
+          <w:lang w:val="en-US" w:eastAsia="zh-CN" w:bidi="ar-SA"/>
+        </w:rPr>
+        <w:t xml:space="preserve">Question </w:t>
+      </w:r>
+      <w:r>
+        <w:rPr>
+          <w:rFonts w:hint="default" w:ascii="Times New Roman Bold" w:hAnsi="Times New Roman Bold" w:cs="Times New Roman Bold"/>
+          <w:b/>
+          <w:bCs/>
+          <w:sz w:val="28"/>
+          <w:szCs w:val="28"/>
+          <w:lang w:val="en-US" w:eastAsia="zh-CN" w:bidi="ar-SA"/>
+        </w:rPr>
+        <w:t>33</w:t>
+      </w:r>
+    </w:p>
+    <w:p>
+      <w:pPr>
+        <w:numPr>
+          <w:ilvl w:val="0"/>
+          <w:numId w:val="0"/>
+        </w:numPr>
+        <w:rPr>
+          <w:rFonts w:hint="default" w:ascii="Times New Roman" w:hAnsi="Times New Roman" w:cs="Times New Roman"/>
+          <w:b w:val="0"/>
+          <w:bCs w:val="0"/>
+          <w:lang w:val="en-US" w:eastAsia="zh-CN"/>
+        </w:rPr>
+      </w:pPr>
+      <w:r>
+        <w:rPr>
+          <w:rFonts w:hint="default" w:ascii="Times New Roman" w:hAnsi="Times New Roman" w:cs="Times New Roman"/>
+          <w:b w:val="0"/>
+          <w:bCs w:val="0"/>
+          <w:lang w:val="en-US" w:eastAsia="zh-CN"/>
+        </w:rPr>
+        <w:t xml:space="preserve">A.bond with embedded option: don’t have well-defined internal rate of return(yield-to-maturity);modified and Macaulay durations don’t apply;effective duration is appropriate </w:t>
+      </w:r>
+    </w:p>
+    <w:p>
+      <w:pPr>
+        <w:numPr>
+          <w:ilvl w:val="0"/>
+          <w:numId w:val="0"/>
+        </w:numPr>
+        <w:rPr>
+          <w:rFonts w:hint="default" w:ascii="Times New Roman" w:hAnsi="Times New Roman" w:cs="Times New Roman"/>
+          <w:b w:val="0"/>
+          <w:bCs w:val="0"/>
+          <w:lang w:val="en-US" w:eastAsia="zh-CN"/>
+        </w:rPr>
+      </w:pPr>
+    </w:p>
+    <w:p>
+      <w:pPr>
+        <w:numPr>
+          <w:ilvl w:val="0"/>
+          <w:numId w:val="0"/>
+        </w:numPr>
+        <w:rPr>
+          <w:rFonts w:hint="default" w:ascii="Times New Roman" w:hAnsi="Times New Roman" w:cs="Times New Roman"/>
+          <w:b w:val="0"/>
+          <w:bCs w:val="0"/>
+          <w:lang w:val="en-US" w:eastAsia="zh-CN"/>
         </w:rPr>
       </w:pPr>
     </w:p>
@@ -1560,7 +3407,7 @@
       <w:pPr>
         <w:numPr>
           <w:ilvl w:val="0"/>
-          <w:numId w:val="3"/>
+          <w:numId w:val="7"/>
         </w:numPr>
         <w:rPr>
           <w:rFonts w:hint="default" w:ascii="Times New Roman Regular" w:hAnsi="Times New Roman Regular" w:cs="Times New Roman Regular"/>
@@ -1581,7 +3428,7 @@
       <w:pPr>
         <w:numPr>
           <w:ilvl w:val="0"/>
-          <w:numId w:val="3"/>
+          <w:numId w:val="7"/>
         </w:numPr>
         <w:rPr>
           <w:rFonts w:hint="default" w:ascii="Times New Roman Regular" w:hAnsi="Times New Roman Regular" w:cs="Times New Roman Regular"/>
@@ -1602,7 +3449,7 @@
       <w:pPr>
         <w:numPr>
           <w:ilvl w:val="1"/>
-          <w:numId w:val="3"/>
+          <w:numId w:val="7"/>
         </w:numPr>
         <w:ind w:left="840" w:leftChars="0" w:hanging="420" w:firstLineChars="0"/>
         <w:rPr>
@@ -1624,7 +3471,7 @@
       <w:pPr>
         <w:numPr>
           <w:ilvl w:val="2"/>
-          <w:numId w:val="3"/>
+          <w:numId w:val="7"/>
         </w:numPr>
         <w:ind w:left="1260" w:leftChars="0" w:hanging="420" w:firstLineChars="0"/>
         <w:rPr>
@@ -1646,7 +3493,7 @@
       <w:pPr>
         <w:numPr>
           <w:ilvl w:val="0"/>
-          <w:numId w:val="3"/>
+          <w:numId w:val="7"/>
         </w:numPr>
         <w:ind w:left="0" w:leftChars="0" w:firstLine="0" w:firstLineChars="0"/>
         <w:rPr>
@@ -1668,7 +3515,7 @@
       <w:pPr>
         <w:numPr>
           <w:ilvl w:val="0"/>
-          <w:numId w:val="3"/>
+          <w:numId w:val="7"/>
         </w:numPr>
         <w:ind w:left="0" w:leftChars="0" w:firstLine="0" w:firstLineChars="0"/>
         <w:rPr>
@@ -1748,18 +3595,166 @@
       </w:r>
     </w:p>
   </w:comment>
+  <w:comment w:id="1" w:author="evelyndu" w:date="2026-05-03T19:47:24Z" w:initials="e">
+    <w:p>
+      <w:pPr>
+        <w:pStyle w:val="6"/>
+        <w:rPr>
+          <w:rFonts w:hint="default"/>
+          <w:lang w:val="en-US"/>
+        </w:rPr>
+      </w:pPr>
+      <w:r>
+        <w:rPr>
+          <w:rFonts w:hint="default"/>
+          <w:lang w:val="en-US"/>
+        </w:rPr>
+        <w:t>originator and EPE</w:t>
+      </w:r>
+    </w:p>
+  </w:comment>
+  <w:comment w:id="2" w:author="evelyndu" w:date="2026-05-03T19:47:29Z" w:initials="e">
+    <w:p>
+      <w:pPr>
+        <w:pStyle w:val="6"/>
+        <w:rPr>
+          <w:rFonts w:hint="default"/>
+          <w:lang w:val="en-US"/>
+        </w:rPr>
+      </w:pPr>
+      <w:r>
+        <w:rPr>
+          <w:rFonts w:hint="default"/>
+          <w:lang w:val="en-US"/>
+        </w:rPr>
+        <w:t>for investors</w:t>
+      </w:r>
+    </w:p>
+  </w:comment>
+  <w:comment w:id="3" w:author="evelyndu" w:date="2026-05-03T19:51:48Z" w:initials="e">
+    <w:p>
+      <w:pPr>
+        <w:pStyle w:val="6"/>
+        <w:rPr>
+          <w:rFonts w:hint="default"/>
+          <w:lang w:val="en-US"/>
+        </w:rPr>
+      </w:pPr>
+      <w:r>
+        <w:rPr>
+          <w:rFonts w:hint="default"/>
+          <w:lang w:val="en-US"/>
+        </w:rPr>
+        <w:t>legal owner but bankruptcy remote</w:t>
+      </w:r>
+    </w:p>
+  </w:comment>
+  <w:comment w:id="4" w:author="evelyndu" w:date="2026-05-03T20:49:09Z" w:initials="e">
+    <w:p>
+      <w:pPr>
+        <w:pStyle w:val="6"/>
+        <w:rPr>
+          <w:rFonts w:hint="eastAsia" w:eastAsiaTheme="minorEastAsia"/>
+          <w:lang w:val="en-US" w:eastAsia="zh-CN"/>
+        </w:rPr>
+      </w:pPr>
+      <w:r>
+        <w:rPr>
+          <w:rFonts w:hint="default"/>
+          <w:lang w:val="en-US"/>
+        </w:rPr>
+        <w:t>twist:</w:t>
+      </w:r>
+      <w:r>
+        <w:rPr>
+          <w:rFonts w:hint="eastAsia"/>
+          <w:lang w:val="en-US" w:eastAsia="zh-CN"/>
+        </w:rPr>
+        <w:t>反直觉</w:t>
+      </w:r>
+    </w:p>
+  </w:comment>
+  <w:comment w:id="5" w:author="evelyndu" w:date="2026-05-03T20:52:40Z" w:initials="e">
+    <w:p>
+      <w:pPr>
+        <w:pStyle w:val="6"/>
+        <w:rPr>
+          <w:rFonts w:hint="default"/>
+          <w:lang w:val="en-US"/>
+        </w:rPr>
+      </w:pPr>
+      <w:r>
+        <w:rPr>
+          <w:rFonts w:hint="default"/>
+          <w:lang w:val="en-US"/>
+        </w:rPr>
+        <w:t>avoid SEC registration requirements</w:t>
+      </w:r>
+    </w:p>
+  </w:comment>
+  <w:comment w:id="6" w:author="evelyndu" w:date="2026-05-03T21:01:29Z" w:initials="e">
+    <w:p>
+      <w:pPr>
+        <w:numPr>
+          <w:ilvl w:val="0"/>
+          <w:numId w:val="0"/>
+        </w:numPr>
+        <w:rPr>
+          <w:rFonts w:hint="default" w:ascii="Times New Roman" w:hAnsi="Times New Roman" w:cs="Times New Roman"/>
+          <w:b w:val="0"/>
+          <w:bCs w:val="0"/>
+          <w:lang w:val="en-US" w:eastAsia="zh-CN"/>
+        </w:rPr>
+      </w:pPr>
+      <w:r>
+        <w:rPr>
+          <w:rFonts w:hint="default" w:ascii="Times New Roman" w:hAnsi="Times New Roman" w:cs="Times New Roman"/>
+          <w:b w:val="0"/>
+          <w:bCs w:val="0"/>
+          <w:lang w:val="en-US" w:eastAsia="zh-CN"/>
+        </w:rPr>
+        <w:t>generic term:  Bond is a generic term for many types of debt securities.</w:t>
+      </w:r>
+    </w:p>
+  </w:comment>
 </w:comments>
 </file>
 
 <file path=word/commentsExtended.xml><?xml version="1.0" encoding="utf-8"?>
 <w15:commentsEx xmlns:wpc="http://schemas.microsoft.com/office/word/2010/wordprocessingCanvas" xmlns:mc="http://schemas.openxmlformats.org/markup-compatibility/2006" xmlns:o="urn:schemas-microsoft-com:office:office" xmlns:r="http://schemas.openxmlformats.org/officeDocument/2006/relationships" xmlns:m="http://schemas.openxmlformats.org/officeDocument/2006/math" xmlns:v="urn:schemas-microsoft-com:vml" xmlns:wp14="http://schemas.microsoft.com/office/word/2010/wordprocessingDrawing" xmlns:wp="http://schemas.openxmlformats.org/drawingml/2006/wordprocessingDrawing" xmlns:w="http://schemas.openxmlformats.org/wordprocessingml/2006/main" xmlns:w14="http://schemas.microsoft.com/office/word/2010/wordml" xmlns:w15="http://schemas.microsoft.com/office/word/2012/wordml" xmlns:w10="urn:schemas-microsoft-com:office:word" xmlns:wpg="http://schemas.microsoft.com/office/word/2010/wordprocessingGroup" xmlns:wpi="http://schemas.microsoft.com/office/word/2010/wordprocessingInk" xmlns:wne="http://schemas.microsoft.com/office/word/2006/wordml" xmlns:wps="http://schemas.microsoft.com/office/word/2010/wordprocessingShape" xmlns:wpsCustomData="http://www.wps.cn/officeDocument/2013/wpsCustomData" mc:Ignorable="w14 w15 wp14">
   <w15:commentEx w15:paraId="3EC1A01B" w15:done="0"/>
+  <w15:commentEx w15:paraId="6B2A7477" w15:done="0"/>
+  <w15:commentEx w15:paraId="2349339F" w15:done="0"/>
+  <w15:commentEx w15:paraId="76DA465A" w15:done="0"/>
+  <w15:commentEx w15:paraId="64F25AB2" w15:done="0"/>
+  <w15:commentEx w15:paraId="48C668DA" w15:done="0"/>
+  <w15:commentEx w15:paraId="449B88C1" w15:done="0"/>
 </w15:commentsEx>
 </file>
 
 <file path=word/numbering.xml><?xml version="1.0" encoding="utf-8"?>
 <w:numbering xmlns:wpc="http://schemas.microsoft.com/office/word/2010/wordprocessingCanvas" xmlns:mc="http://schemas.openxmlformats.org/markup-compatibility/2006" xmlns:o="urn:schemas-microsoft-com:office:office" xmlns:r="http://schemas.openxmlformats.org/officeDocument/2006/relationships" xmlns:m="http://schemas.openxmlformats.org/officeDocument/2006/math" xmlns:v="urn:schemas-microsoft-com:vml" xmlns:wp14="http://schemas.microsoft.com/office/word/2010/wordprocessingDrawing" xmlns:wp="http://schemas.openxmlformats.org/drawingml/2006/wordprocessingDrawing" xmlns:w10="urn:schemas-microsoft-com:office:word" xmlns:w="http://schemas.openxmlformats.org/wordprocessingml/2006/main" xmlns:w14="http://schemas.microsoft.com/office/word/2010/wordml" xmlns:wpg="http://schemas.microsoft.com/office/word/2010/wordprocessingGroup" xmlns:wpi="http://schemas.microsoft.com/office/word/2010/wordprocessingInk" xmlns:wne="http://schemas.microsoft.com/office/word/2006/wordml" xmlns:wps="http://schemas.microsoft.com/office/word/2010/wordprocessingShape" xmlns:wpsCustomData="http://www.wps.cn/officeDocument/2013/wpsCustomData" mc:Ignorable="w14 wp14">
   <w:abstractNum w:abstractNumId="0">
+    <w:nsid w:val="EFBD72BC"/>
+    <w:multiLevelType w:val="singleLevel"/>
+    <w:tmpl w:val="EFBD72BC"/>
+    <w:lvl w:ilvl="0" w:tentative="0">
+      <w:start w:val="1"/>
+      <w:numFmt w:val="bullet"/>
+      <w:lvlText w:val=""/>
+      <w:lvlJc w:val="left"/>
+      <w:pPr>
+        <w:tabs>
+          <w:tab w:val="left" w:pos="420"/>
+        </w:tabs>
+        <w:ind w:left="420" w:leftChars="0" w:hanging="420" w:firstLineChars="0"/>
+      </w:pPr>
+      <w:rPr>
+        <w:rFonts w:hint="default" w:ascii="Wingdings" w:hAnsi="Wingdings"/>
+      </w:rPr>
+    </w:lvl>
+  </w:abstractNum>
+  <w:abstractNum w:abstractNumId="1">
     <w:nsid w:val="F77DEEC6"/>
     <w:multiLevelType w:val="singleLevel"/>
     <w:tmpl w:val="F77DEEC6"/>
@@ -1779,7 +3774,19 @@
       </w:rPr>
     </w:lvl>
   </w:abstractNum>
-  <w:abstractNum w:abstractNumId="1">
+  <w:abstractNum w:abstractNumId="2">
+    <w:nsid w:val="FB9BD016"/>
+    <w:multiLevelType w:val="singleLevel"/>
+    <w:tmpl w:val="FB9BD016"/>
+    <w:lvl w:ilvl="0" w:tentative="0">
+      <w:start w:val="1"/>
+      <w:numFmt w:val="decimal"/>
+      <w:suff w:val="space"/>
+      <w:lvlText w:val="%1."/>
+      <w:lvlJc w:val="left"/>
+    </w:lvl>
+  </w:abstractNum>
+  <w:abstractNum w:abstractNumId="3">
     <w:nsid w:val="FBFECEAA"/>
     <w:multiLevelType w:val="multilevel"/>
     <w:tmpl w:val="FBFECEAA"/>
@@ -1911,7 +3918,27 @@
       </w:rPr>
     </w:lvl>
   </w:abstractNum>
-  <w:abstractNum w:abstractNumId="2">
+  <w:abstractNum w:abstractNumId="4">
+    <w:nsid w:val="FDC7891A"/>
+    <w:multiLevelType w:val="singleLevel"/>
+    <w:tmpl w:val="FDC7891A"/>
+    <w:lvl w:ilvl="0" w:tentative="0">
+      <w:start w:val="1"/>
+      <w:numFmt w:val="bullet"/>
+      <w:lvlText w:val=""/>
+      <w:lvlJc w:val="left"/>
+      <w:pPr>
+        <w:tabs>
+          <w:tab w:val="left" w:pos="420"/>
+        </w:tabs>
+        <w:ind w:left="420" w:leftChars="0" w:hanging="420" w:firstLineChars="0"/>
+      </w:pPr>
+      <w:rPr>
+        <w:rFonts w:hint="default" w:ascii="Wingdings" w:hAnsi="Wingdings"/>
+      </w:rPr>
+    </w:lvl>
+  </w:abstractNum>
+  <w:abstractNum w:abstractNumId="5">
     <w:nsid w:val="5793540B"/>
     <w:multiLevelType w:val="multilevel"/>
     <w:tmpl w:val="5793540B"/>
@@ -2051,14 +4078,166 @@
       </w:rPr>
     </w:lvl>
   </w:abstractNum>
+  <w:abstractNum w:abstractNumId="6">
+    <w:nsid w:val="6FDC4891"/>
+    <w:multiLevelType w:val="multilevel"/>
+    <w:tmpl w:val="6FDC4891"/>
+    <w:lvl w:ilvl="0" w:tentative="0">
+      <w:start w:val="1"/>
+      <w:numFmt w:val="bullet"/>
+      <w:lvlText w:val=""/>
+      <w:lvlJc w:val="left"/>
+      <w:pPr>
+        <w:tabs>
+          <w:tab w:val="left" w:pos="420"/>
+        </w:tabs>
+        <w:ind w:left="420" w:leftChars="0" w:hanging="420" w:firstLineChars="0"/>
+      </w:pPr>
+      <w:rPr>
+        <w:rFonts w:hint="default" w:ascii="Wingdings" w:hAnsi="Wingdings"/>
+      </w:rPr>
+    </w:lvl>
+    <w:lvl w:ilvl="1" w:tentative="0">
+      <w:start w:val="1"/>
+      <w:numFmt w:val="bullet"/>
+      <w:lvlText w:val=""/>
+      <w:lvlJc w:val="left"/>
+      <w:pPr>
+        <w:tabs>
+          <w:tab w:val="left" w:pos="840"/>
+        </w:tabs>
+        <w:ind w:left="840" w:leftChars="0" w:hanging="420" w:firstLineChars="0"/>
+      </w:pPr>
+      <w:rPr>
+        <w:rFonts w:hint="default" w:ascii="Wingdings" w:hAnsi="Wingdings"/>
+      </w:rPr>
+    </w:lvl>
+    <w:lvl w:ilvl="2" w:tentative="0">
+      <w:start w:val="1"/>
+      <w:numFmt w:val="bullet"/>
+      <w:lvlText w:val=""/>
+      <w:lvlJc w:val="left"/>
+      <w:pPr>
+        <w:tabs>
+          <w:tab w:val="left" w:pos="1260"/>
+        </w:tabs>
+        <w:ind w:left="1260" w:leftChars="0" w:hanging="420" w:firstLineChars="0"/>
+      </w:pPr>
+      <w:rPr>
+        <w:rFonts w:hint="default" w:ascii="Wingdings" w:hAnsi="Wingdings"/>
+      </w:rPr>
+    </w:lvl>
+    <w:lvl w:ilvl="3" w:tentative="0">
+      <w:start w:val="1"/>
+      <w:numFmt w:val="bullet"/>
+      <w:lvlText w:val=""/>
+      <w:lvlJc w:val="left"/>
+      <w:pPr>
+        <w:tabs>
+          <w:tab w:val="left" w:pos="1680"/>
+        </w:tabs>
+        <w:ind w:left="1680" w:leftChars="0" w:hanging="420" w:firstLineChars="0"/>
+      </w:pPr>
+      <w:rPr>
+        <w:rFonts w:hint="default" w:ascii="Wingdings" w:hAnsi="Wingdings"/>
+      </w:rPr>
+    </w:lvl>
+    <w:lvl w:ilvl="4" w:tentative="0">
+      <w:start w:val="1"/>
+      <w:numFmt w:val="bullet"/>
+      <w:lvlText w:val=""/>
+      <w:lvlJc w:val="left"/>
+      <w:pPr>
+        <w:tabs>
+          <w:tab w:val="left" w:pos="2100"/>
+        </w:tabs>
+        <w:ind w:left="2100" w:leftChars="0" w:hanging="420" w:firstLineChars="0"/>
+      </w:pPr>
+      <w:rPr>
+        <w:rFonts w:hint="default" w:ascii="Wingdings" w:hAnsi="Wingdings"/>
+      </w:rPr>
+    </w:lvl>
+    <w:lvl w:ilvl="5" w:tentative="0">
+      <w:start w:val="1"/>
+      <w:numFmt w:val="bullet"/>
+      <w:lvlText w:val=""/>
+      <w:lvlJc w:val="left"/>
+      <w:pPr>
+        <w:tabs>
+          <w:tab w:val="left" w:pos="2520"/>
+        </w:tabs>
+        <w:ind w:left="2520" w:leftChars="0" w:hanging="420" w:firstLineChars="0"/>
+      </w:pPr>
+      <w:rPr>
+        <w:rFonts w:hint="default" w:ascii="Wingdings" w:hAnsi="Wingdings"/>
+      </w:rPr>
+    </w:lvl>
+    <w:lvl w:ilvl="6" w:tentative="0">
+      <w:start w:val="1"/>
+      <w:numFmt w:val="bullet"/>
+      <w:lvlText w:val=""/>
+      <w:lvlJc w:val="left"/>
+      <w:pPr>
+        <w:tabs>
+          <w:tab w:val="left" w:pos="2940"/>
+        </w:tabs>
+        <w:ind w:left="2940" w:leftChars="0" w:hanging="420" w:firstLineChars="0"/>
+      </w:pPr>
+      <w:rPr>
+        <w:rFonts w:hint="default" w:ascii="Wingdings" w:hAnsi="Wingdings"/>
+      </w:rPr>
+    </w:lvl>
+    <w:lvl w:ilvl="7" w:tentative="0">
+      <w:start w:val="1"/>
+      <w:numFmt w:val="bullet"/>
+      <w:lvlText w:val=""/>
+      <w:lvlJc w:val="left"/>
+      <w:pPr>
+        <w:tabs>
+          <w:tab w:val="left" w:pos="3360"/>
+        </w:tabs>
+        <w:ind w:left="3360" w:leftChars="0" w:hanging="420" w:firstLineChars="0"/>
+      </w:pPr>
+      <w:rPr>
+        <w:rFonts w:hint="default" w:ascii="Wingdings" w:hAnsi="Wingdings"/>
+      </w:rPr>
+    </w:lvl>
+    <w:lvl w:ilvl="8" w:tentative="0">
+      <w:start w:val="1"/>
+      <w:numFmt w:val="bullet"/>
+      <w:lvlText w:val=""/>
+      <w:lvlJc w:val="left"/>
+      <w:pPr>
+        <w:tabs>
+          <w:tab w:val="left" w:pos="3780"/>
+        </w:tabs>
+        <w:ind w:left="3780" w:leftChars="0" w:hanging="420" w:firstLineChars="0"/>
+      </w:pPr>
+      <w:rPr>
+        <w:rFonts w:hint="default" w:ascii="Wingdings" w:hAnsi="Wingdings"/>
+      </w:rPr>
+    </w:lvl>
+  </w:abstractNum>
   <w:num w:numId="1">
+    <w:abstractNumId w:val="1"/>
+  </w:num>
+  <w:num w:numId="2">
+    <w:abstractNumId w:val="5"/>
+  </w:num>
+  <w:num w:numId="3">
+    <w:abstractNumId w:val="6"/>
+  </w:num>
+  <w:num w:numId="4">
     <w:abstractNumId w:val="0"/>
   </w:num>
-  <w:num w:numId="2">
+  <w:num w:numId="5">
     <w:abstractNumId w:val="2"/>
   </w:num>
-  <w:num w:numId="3">
-    <w:abstractNumId w:val="1"/>
+  <w:num w:numId="6">
+    <w:abstractNumId w:val="4"/>
+  </w:num>
+  <w:num w:numId="7">
+    <w:abstractNumId w:val="3"/>
   </w:num>
 </w:numbering>
 </file>
@@ -2076,7 +4255,7 @@
   <w:docDefaults>
     <w:rPrDefault>
       <w:rPr>
-        <w:rFonts w:asciiTheme="minorHAnsi" w:hAnsiTheme="minorHAnsi" w:eastAsiaTheme="minorEastAsia" w:cstheme="minorBidi"/>
+        <w:rFonts w:ascii="Times New Roman" w:hAnsi="Times New Roman" w:eastAsia="SimSun" w:cs="Times New Roman"/>
       </w:rPr>
     </w:rPrDefault>
     <w:pPrDefault/>
